--- a/Template/板子.docx
+++ b/Template/板子.docx
@@ -46,44 +46,55 @@
         <w:rPr>
           <w:rFonts w:hint="eastAsia"/>
         </w:rPr>
-        <w:t>1.埃氏筛</w:t>
-      </w:r>
-      <w:r>
-        <w:rPr>
-          <w:rFonts w:hint="eastAsia"/>
-        </w:rPr>
-        <w:t>（</w:t>
-      </w:r>
-      <w:proofErr w:type="spellStart"/>
-      <w:r>
-        <w:rPr>
-          <w:rFonts w:hint="eastAsia"/>
-        </w:rPr>
-        <w:t>nloglogn</w:t>
-      </w:r>
-      <w:proofErr w:type="spellEnd"/>
-      <w:r>
-        <w:rPr>
-          <w:rFonts w:hint="eastAsia"/>
-        </w:rPr>
-        <w:t>求解质数 及 最小质因子）</w:t>
-      </w:r>
-    </w:p>
-    <w:p>
-      <w:pPr>
-        <w:rPr>
-          <w:rFonts w:hint="eastAsia"/>
-        </w:rPr>
-      </w:pPr>
-      <w:r>
-        <w:rPr>
-          <w:noProof/>
-        </w:rPr>
+        <w:t>1.</w:t>
+      </w:r>
+      <w:r>
+        <w:rPr>
+          <w:rFonts w:hint="eastAsia"/>
+        </w:rPr>
+        <w:t>线性</w:t>
+      </w:r>
+      <w:r>
+        <w:rPr>
+          <w:rFonts w:hint="eastAsia"/>
+        </w:rPr>
+        <w:t>筛</w:t>
+      </w:r>
+      <w:r>
+        <w:rPr>
+          <w:rFonts w:hint="eastAsia"/>
+        </w:rPr>
+        <w:t>（求解质数 及 最小质因子）</w:t>
+      </w:r>
+    </w:p>
+    <w:p>
+      <w:pPr>
+        <w:rPr>
+          <w:rFonts w:hint="eastAsia"/>
+        </w:rPr>
+      </w:pPr>
+      <w:r>
         <w:drawing>
-          <wp:inline distT="0" distB="0" distL="0" distR="0" wp14:anchorId="6F231D02" wp14:editId="4D3EED90">
-            <wp:extent cx="5274310" cy="2946400"/>
-            <wp:effectExtent l="0" t="0" r="2540" b="6350"/>
-            <wp:docPr id="1012189121" name="图片 1"/>
+          <wp:anchor distT="0" distB="0" distL="114300" distR="114300" simplePos="0" relativeHeight="251672576" behindDoc="1" locked="0" layoutInCell="1" allowOverlap="1" wp14:anchorId="701632D5" wp14:editId="7A804FA0">
+            <wp:simplePos x="0" y="0"/>
+            <wp:positionH relativeFrom="column">
+              <wp:posOffset>0</wp:posOffset>
+            </wp:positionH>
+            <wp:positionV relativeFrom="paragraph">
+              <wp:posOffset>56152</wp:posOffset>
+            </wp:positionV>
+            <wp:extent cx="5274310" cy="4241800"/>
+            <wp:effectExtent l="0" t="0" r="0" b="6985"/>
+            <wp:wrapTight wrapText="bothSides">
+              <wp:wrapPolygon edited="0">
+                <wp:start x="0" y="0"/>
+                <wp:lineTo x="0" y="21535"/>
+                <wp:lineTo x="21532" y="21535"/>
+                <wp:lineTo x="21532" y="0"/>
+                <wp:lineTo x="0" y="0"/>
+              </wp:wrapPolygon>
+            </wp:wrapTight>
+            <wp:docPr id="1530256915" name="图片 1"/>
             <wp:cNvGraphicFramePr>
               <a:graphicFrameLocks xmlns:a="http://schemas.openxmlformats.org/drawingml/2006/main" noChangeAspect="1"/>
             </wp:cNvGraphicFramePr>
@@ -91,93 +102,7 @@
               <a:graphicData uri="http://schemas.openxmlformats.org/drawingml/2006/picture">
                 <pic:pic xmlns:pic="http://schemas.openxmlformats.org/drawingml/2006/picture">
                   <pic:nvPicPr>
-                    <pic:cNvPr id="1012189121" name=""/>
-                    <pic:cNvPicPr/>
-                  </pic:nvPicPr>
-                  <pic:blipFill>
-                    <a:blip r:embed="rId5"/>
-                    <a:stretch>
-                      <a:fillRect/>
-                    </a:stretch>
-                  </pic:blipFill>
-                  <pic:spPr>
-                    <a:xfrm>
-                      <a:off x="0" y="0"/>
-                      <a:ext cx="5274310" cy="2946400"/>
-                    </a:xfrm>
-                    <a:prstGeom prst="rect">
-                      <a:avLst/>
-                    </a:prstGeom>
-                  </pic:spPr>
-                </pic:pic>
-              </a:graphicData>
-            </a:graphic>
-          </wp:inline>
-        </w:drawing>
-      </w:r>
-    </w:p>
-    <w:p>
-      <w:pPr>
-        <w:rPr>
-          <w:rFonts w:hint="eastAsia"/>
-          <w:noProof/>
-        </w:rPr>
-      </w:pPr>
-      <w:r>
-        <w:rPr>
-          <w:rFonts w:hint="eastAsia"/>
-        </w:rPr>
-        <w:t>2.</w:t>
-      </w:r>
-      <w:r>
-        <w:rPr>
-          <w:noProof/>
-        </w:rPr>
-        <w:t xml:space="preserve"> </w:t>
-      </w:r>
-      <w:r>
-        <w:rPr>
-          <w:rFonts w:hint="eastAsia"/>
-          <w:noProof/>
-        </w:rPr>
-        <w:t>分解质因数</w:t>
-      </w:r>
-    </w:p>
-    <w:p>
-      <w:pPr>
-        <w:ind w:firstLine="420"/>
-        <w:rPr>
-          <w:rFonts w:hint="eastAsia"/>
-          <w:noProof/>
-          <w:lang w:val="en-MY"/>
-        </w:rPr>
-      </w:pPr>
-      <w:r>
-        <w:rPr>
-          <w:noProof/>
-          <w:lang w:val="en-MY"/>
-        </w:rPr>
-        <w:drawing>
-          <wp:anchor distT="0" distB="0" distL="114300" distR="114300" simplePos="0" relativeHeight="251658240" behindDoc="0" locked="0" layoutInCell="1" allowOverlap="1" wp14:anchorId="5C14A257" wp14:editId="6CF7E7E5">
-            <wp:simplePos x="0" y="0"/>
-            <wp:positionH relativeFrom="margin">
-              <wp:align>left</wp:align>
-            </wp:positionH>
-            <wp:positionV relativeFrom="paragraph">
-              <wp:posOffset>278765</wp:posOffset>
-            </wp:positionV>
-            <wp:extent cx="4974590" cy="4417695"/>
-            <wp:effectExtent l="0" t="0" r="2540" b="1905"/>
-            <wp:wrapSquare wrapText="bothSides"/>
-            <wp:docPr id="1609101469" name="图片 1"/>
-            <wp:cNvGraphicFramePr>
-              <a:graphicFrameLocks xmlns:a="http://schemas.openxmlformats.org/drawingml/2006/main" noChangeAspect="1"/>
-            </wp:cNvGraphicFramePr>
-            <a:graphic xmlns:a="http://schemas.openxmlformats.org/drawingml/2006/main">
-              <a:graphicData uri="http://schemas.openxmlformats.org/drawingml/2006/picture">
-                <pic:pic xmlns:pic="http://schemas.openxmlformats.org/drawingml/2006/picture">
-                  <pic:nvPicPr>
-                    <pic:cNvPr id="1609101469" name=""/>
+                    <pic:cNvPr id="1530256915" name=""/>
                     <pic:cNvPicPr/>
                   </pic:nvPicPr>
                   <pic:blipFill>
@@ -195,7 +120,7 @@
                   <pic:spPr>
                     <a:xfrm>
                       <a:off x="0" y="0"/>
-                      <a:ext cx="4974590" cy="4417695"/>
+                      <a:ext cx="5274310" cy="4241800"/>
                     </a:xfrm>
                     <a:prstGeom prst="rect">
                       <a:avLst/>
@@ -213,109 +138,60 @@
           </wp:anchor>
         </w:drawing>
       </w:r>
-      <w:r>
-        <w:rPr>
-          <w:rFonts w:hint="eastAsia"/>
+    </w:p>
+    <w:p/>
+    <w:p/>
+    <w:p/>
+    <w:p/>
+    <w:p/>
+    <w:p/>
+    <w:p/>
+    <w:p/>
+    <w:p/>
+    <w:p/>
+    <w:p>
+      <w:pPr>
+        <w:rPr>
           <w:noProof/>
         </w:rPr>
-        <w:t>（1）</w:t>
-      </w:r>
-      <w:r>
-        <w:rPr>
-          <w:rFonts w:hint="eastAsia"/>
+      </w:pPr>
+      <w:r>
+        <w:rPr>
+          <w:rFonts w:hint="eastAsia"/>
+        </w:rPr>
+        <w:lastRenderedPageBreak/>
+        <w:t>2.</w:t>
+      </w:r>
+      <w:r>
+        <w:rPr>
           <w:noProof/>
-          <w:lang w:val="en-MY"/>
-        </w:rPr>
-        <w:t>sqrt(n)试除法</w:t>
-      </w:r>
-    </w:p>
-    <w:p>
-      <w:pPr>
-        <w:rPr>
-          <w:rFonts w:hint="eastAsia"/>
-          <w:lang w:val="en-MY"/>
-        </w:rPr>
-      </w:pPr>
-      <w:r>
-        <w:rPr>
-          <w:lang w:val="en-MY"/>
-        </w:rPr>
-        <w:lastRenderedPageBreak/>
-        <w:tab/>
-      </w:r>
-      <w:r>
-        <w:rPr>
-          <w:rFonts w:hint="eastAsia"/>
-          <w:lang w:val="en-MY"/>
-        </w:rPr>
-        <w:t>（2）线性</w:t>
-      </w:r>
-      <w:proofErr w:type="gramStart"/>
-      <w:r>
-        <w:rPr>
-          <w:rFonts w:hint="eastAsia"/>
-          <w:lang w:val="en-MY"/>
-        </w:rPr>
-        <w:t>筛</w:t>
-      </w:r>
-      <w:proofErr w:type="gramEnd"/>
-      <w:r>
-        <w:rPr>
-          <w:rFonts w:hint="eastAsia"/>
-          <w:lang w:val="en-MY"/>
-        </w:rPr>
-        <w:t>预处理</w:t>
-      </w:r>
-      <w:proofErr w:type="spellStart"/>
-      <w:r>
-        <w:rPr>
-          <w:rFonts w:hint="eastAsia"/>
-          <w:lang w:val="en-MY"/>
-        </w:rPr>
-        <w:t>spf</w:t>
-      </w:r>
-      <w:proofErr w:type="spellEnd"/>
-      <w:r>
-        <w:rPr>
-          <w:rFonts w:hint="eastAsia"/>
-          <w:lang w:val="en-MY"/>
-        </w:rPr>
-        <w:t xml:space="preserve"> + </w:t>
-      </w:r>
-      <w:proofErr w:type="spellStart"/>
-      <w:r>
-        <w:rPr>
-          <w:rFonts w:hint="eastAsia"/>
-          <w:lang w:val="en-MY"/>
-        </w:rPr>
-        <w:t>logn</w:t>
-      </w:r>
-      <w:proofErr w:type="spellEnd"/>
-      <w:r>
-        <w:rPr>
-          <w:rFonts w:hint="eastAsia"/>
-          <w:lang w:val="en-MY"/>
-        </w:rPr>
-        <w:t>查询</w:t>
-      </w:r>
-    </w:p>
-    <w:p>
-      <w:pPr>
-        <w:rPr>
-          <w:rFonts w:hint="eastAsia"/>
-          <w:lang w:val="en-MY"/>
-        </w:rPr>
-      </w:pPr>
-      <w:r>
-        <w:rPr>
+        </w:rPr>
+        <w:t xml:space="preserve"> </w:t>
+      </w:r>
+      <w:r>
+        <w:rPr>
+          <w:rFonts w:hint="eastAsia"/>
           <w:noProof/>
-          <w:lang w:val="en-MY"/>
+        </w:rPr>
+        <w:t>欧拉函数</w:t>
+      </w:r>
+    </w:p>
+    <w:p>
+      <w:pPr>
+        <w:rPr>
+          <w:rFonts w:hint="eastAsia"/>
+          <w:noProof/>
+        </w:rPr>
+      </w:pPr>
+      <w:r>
+        <w:rPr>
+          <w:noProof/>
         </w:rPr>
         <w:drawing>
-          <wp:inline distT="0" distB="0" distL="0" distR="0" wp14:anchorId="6DBDFDB1" wp14:editId="25B484C3">
-            <wp:extent cx="5274310" cy="3158490"/>
-            <wp:effectExtent l="0" t="0" r="2540" b="3810"/>
-            <wp:docPr id="422828609" name="图片 1"/>
+          <wp:inline distT="0" distB="0" distL="0" distR="0" wp14:anchorId="673F89D3" wp14:editId="2A20B46C">
+            <wp:extent cx="5274310" cy="5421630"/>
+            <wp:effectExtent l="0" t="0" r="2540" b="7620"/>
+            <wp:docPr id="1684975010" name="图片 1"/>
             <wp:cNvGraphicFramePr>
               <a:graphicFrameLocks xmlns:a="http://schemas.openxmlformats.org/drawingml/2006/main" noChangeAspect="1"/>
             </wp:cNvGraphicFramePr>
@@ -323,7 +199,7 @@
               <a:graphicData uri="http://schemas.openxmlformats.org/drawingml/2006/picture">
                 <pic:pic xmlns:pic="http://schemas.openxmlformats.org/drawingml/2006/picture">
                   <pic:nvPicPr>
-                    <pic:cNvPr id="422828609" name=""/>
+                    <pic:cNvPr id="1684975010" name=""/>
                     <pic:cNvPicPr/>
                   </pic:nvPicPr>
                   <pic:blipFill>
@@ -335,7 +211,7 @@
                   <pic:spPr>
                     <a:xfrm>
                       <a:off x="0" y="0"/>
-                      <a:ext cx="5274310" cy="3158490"/>
+                      <a:ext cx="5274310" cy="5421630"/>
                     </a:xfrm>
                     <a:prstGeom prst="rect">
                       <a:avLst/>
@@ -359,15 +235,71 @@
     <w:p>
       <w:pPr>
         <w:rPr>
-          <w:rFonts w:hint="eastAsia"/>
-          <w:lang w:val="en-MY"/>
-        </w:rPr>
-      </w:pPr>
-      <w:r>
-        <w:rPr>
-          <w:rFonts w:hint="eastAsia"/>
-          <w:lang w:val="en-MY"/>
-        </w:rPr>
+          <w:lang w:val="en-MY"/>
+        </w:rPr>
+      </w:pPr>
+    </w:p>
+    <w:p>
+      <w:pPr>
+        <w:rPr>
+          <w:lang w:val="en-MY"/>
+        </w:rPr>
+      </w:pPr>
+    </w:p>
+    <w:p>
+      <w:pPr>
+        <w:rPr>
+          <w:lang w:val="en-MY"/>
+        </w:rPr>
+      </w:pPr>
+    </w:p>
+    <w:p>
+      <w:pPr>
+        <w:rPr>
+          <w:lang w:val="en-MY"/>
+        </w:rPr>
+      </w:pPr>
+    </w:p>
+    <w:p>
+      <w:pPr>
+        <w:rPr>
+          <w:lang w:val="en-MY"/>
+        </w:rPr>
+      </w:pPr>
+    </w:p>
+    <w:p>
+      <w:pPr>
+        <w:rPr>
+          <w:lang w:val="en-MY"/>
+        </w:rPr>
+      </w:pPr>
+    </w:p>
+    <w:p>
+      <w:pPr>
+        <w:rPr>
+          <w:lang w:val="en-MY"/>
+        </w:rPr>
+      </w:pPr>
+    </w:p>
+    <w:p>
+      <w:pPr>
+        <w:rPr>
+          <w:lang w:val="en-MY"/>
+        </w:rPr>
+      </w:pPr>
+    </w:p>
+    <w:p>
+      <w:pPr>
+        <w:rPr>
+          <w:lang w:val="en-MY"/>
+        </w:rPr>
+      </w:pPr>
+      <w:r>
+        <w:rPr>
+          <w:rFonts w:hint="eastAsia"/>
+          <w:lang w:val="en-MY"/>
+        </w:rPr>
+        <w:lastRenderedPageBreak/>
         <w:t>3.</w:t>
       </w:r>
       <w:proofErr w:type="gramStart"/>
@@ -393,7 +325,7 @@
           <w:lang w:val="en-MY"/>
         </w:rPr>
         <w:drawing>
-          <wp:anchor distT="0" distB="0" distL="114300" distR="114300" simplePos="0" relativeHeight="251659264" behindDoc="0" locked="0" layoutInCell="1" allowOverlap="1" wp14:anchorId="734898BB" wp14:editId="1131F16C">
+          <wp:anchor distT="0" distB="0" distL="114300" distR="114300" simplePos="0" relativeHeight="251659264" behindDoc="0" locked="0" layoutInCell="1" allowOverlap="1" wp14:anchorId="734898BB" wp14:editId="603FA9F1">
             <wp:simplePos x="0" y="0"/>
             <wp:positionH relativeFrom="column">
               <wp:posOffset>2263</wp:posOffset>
@@ -450,45 +382,56 @@
           <w:lang w:val="en-MY"/>
         </w:rPr>
       </w:pPr>
-    </w:p>
-    <w:p>
-      <w:pPr>
-        <w:rPr>
-          <w:rFonts w:hint="eastAsia"/>
-          <w:lang w:val="en-MY"/>
-        </w:rPr>
-      </w:pPr>
-    </w:p>
-    <w:p>
-      <w:pPr>
-        <w:rPr>
-          <w:rFonts w:hint="eastAsia"/>
-          <w:lang w:val="en-MY"/>
-        </w:rPr>
-      </w:pPr>
-    </w:p>
-    <w:p>
-      <w:pPr>
-        <w:rPr>
-          <w:rFonts w:hint="eastAsia"/>
-          <w:lang w:val="en-MY"/>
-        </w:rPr>
-      </w:pPr>
-    </w:p>
-    <w:p>
-      <w:pPr>
-        <w:rPr>
-          <w:rFonts w:hint="eastAsia"/>
-          <w:lang w:val="en-MY"/>
-        </w:rPr>
-      </w:pPr>
-      <w:r>
-        <w:rPr>
-          <w:rFonts w:hint="eastAsia"/>
-          <w:lang w:val="en-MY"/>
-        </w:rPr>
-        <w:lastRenderedPageBreak/>
-        <w:t>4.费马小定理下的模逆元</w:t>
+      <w:r>
+        <w:rPr>
+          <w:rFonts w:hint="eastAsia"/>
+          <w:lang w:val="en-MY"/>
+        </w:rPr>
+        <w:t>4.</w:t>
+      </w:r>
+      <w:r>
+        <w:rPr>
+          <w:rFonts w:hint="eastAsia"/>
+          <w:lang w:val="en-MY"/>
+        </w:rPr>
+        <w:t>1</w:t>
+      </w:r>
+      <w:r>
+        <w:rPr>
+          <w:rFonts w:hint="eastAsia"/>
+          <w:lang w:val="en-MY"/>
+        </w:rPr>
+        <w:t>费马小</w:t>
+      </w:r>
+      <w:proofErr w:type="gramStart"/>
+      <w:r>
+        <w:rPr>
+          <w:rFonts w:hint="eastAsia"/>
+          <w:lang w:val="en-MY"/>
+        </w:rPr>
+        <w:t>定理</w:t>
+      </w:r>
+      <w:r>
+        <w:rPr>
+          <w:rFonts w:hint="eastAsia"/>
+          <w:lang w:val="en-MY"/>
+        </w:rPr>
+        <w:t>求</w:t>
+      </w:r>
+      <w:r>
+        <w:rPr>
+          <w:rFonts w:hint="eastAsia"/>
+          <w:lang w:val="en-MY"/>
+        </w:rPr>
+        <w:t>模逆元</w:t>
+      </w:r>
+      <w:proofErr w:type="gramEnd"/>
+      <w:r>
+        <w:rPr>
+          <w:rFonts w:hint="eastAsia"/>
+          <w:lang w:val="en-MY"/>
+        </w:rPr>
+        <w:t>（要求模数为质数）</w:t>
       </w:r>
     </w:p>
     <w:p>
@@ -504,7 +447,7 @@
           <w:lang w:val="en-MY"/>
         </w:rPr>
         <w:drawing>
-          <wp:inline distT="0" distB="0" distL="0" distR="0" wp14:anchorId="79ED21D0" wp14:editId="193722B3">
+          <wp:inline distT="0" distB="0" distL="0" distR="0" wp14:anchorId="79ED21D0" wp14:editId="25A96851">
             <wp:extent cx="5125165" cy="1162212"/>
             <wp:effectExtent l="0" t="0" r="0" b="0"/>
             <wp:docPr id="1231008742" name="图片 1"/>
@@ -547,109 +490,23 @@
           <w:lang w:val="en-MY"/>
         </w:rPr>
       </w:pPr>
-    </w:p>
-    <w:p>
-      <w:pPr>
-        <w:rPr>
-          <w:rFonts w:hint="eastAsia"/>
-          <w:lang w:val="en-MY"/>
-        </w:rPr>
-      </w:pPr>
-      <w:r>
-        <w:rPr>
-          <w:rFonts w:hint="eastAsia"/>
-          <w:lang w:val="en-MY"/>
-        </w:rPr>
-        <w:t>5.</w:t>
-      </w:r>
-      <w:r>
-        <w:rPr>
-          <w:rFonts w:hint="eastAsia"/>
-          <w:lang w:val="en-MY"/>
-        </w:rPr>
-        <w:t>组合数学：</w:t>
-      </w:r>
-      <w:proofErr w:type="spellStart"/>
-      <w:r>
-        <w:rPr>
-          <w:rFonts w:hint="eastAsia"/>
-          <w:lang w:val="en-MY"/>
-        </w:rPr>
-        <w:t>nCr</w:t>
-      </w:r>
-      <w:proofErr w:type="spellEnd"/>
-      <w:r>
-        <w:rPr>
-          <w:rFonts w:hint="eastAsia"/>
-          <w:lang w:val="en-MY"/>
-        </w:rPr>
-        <w:t>和nPr的计算</w:t>
-      </w:r>
-    </w:p>
-    <w:p>
-      <w:pPr>
-        <w:rPr>
-          <w:rFonts w:hint="eastAsia"/>
-          <w:lang w:val="en-MY"/>
-        </w:rPr>
-      </w:pPr>
-      <w:r>
-        <w:rPr>
-          <w:rFonts w:hint="eastAsia"/>
-          <w:lang w:val="en-MY"/>
-        </w:rPr>
-        <w:t xml:space="preserve">（1）预处理阶乘+逆元 </w:t>
-      </w:r>
-      <w:proofErr w:type="gramStart"/>
-      <w:r>
-        <w:rPr>
-          <w:rFonts w:hint="eastAsia"/>
-          <w:lang w:val="en-MY"/>
-        </w:rPr>
-        <w:t>计算带模组合</w:t>
-      </w:r>
-      <w:proofErr w:type="gramEnd"/>
-      <w:r>
-        <w:rPr>
-          <w:rFonts w:hint="eastAsia"/>
-          <w:lang w:val="en-MY"/>
-        </w:rPr>
-        <w:t>数O(</w:t>
-      </w:r>
-      <w:proofErr w:type="spellStart"/>
-      <w:r>
-        <w:rPr>
-          <w:rFonts w:hint="eastAsia"/>
-          <w:lang w:val="en-MY"/>
-        </w:rPr>
-        <w:t>nlogn</w:t>
-      </w:r>
-      <w:proofErr w:type="spellEnd"/>
-      <w:r>
-        <w:rPr>
-          <w:rFonts w:hint="eastAsia"/>
-          <w:lang w:val="en-MY"/>
-        </w:rPr>
-        <w:t>)</w:t>
-      </w:r>
-    </w:p>
-    <w:p>
-      <w:pPr>
-        <w:rPr>
-          <w:rFonts w:hint="eastAsia"/>
-          <w:lang w:val="en-MY"/>
-        </w:rPr>
-      </w:pPr>
-      <w:r>
-        <w:rPr>
-          <w:noProof/>
+      <w:r>
+        <w:rPr>
           <w:lang w:val="en-MY"/>
         </w:rPr>
         <w:drawing>
-          <wp:inline distT="0" distB="0" distL="0" distR="0" wp14:anchorId="1A2E9C42" wp14:editId="3F2A3DC0">
-            <wp:extent cx="5274310" cy="5151120"/>
-            <wp:effectExtent l="0" t="0" r="2540" b="0"/>
-            <wp:docPr id="882426332" name="图片 1"/>
+          <wp:anchor distT="0" distB="0" distL="114300" distR="114300" simplePos="0" relativeHeight="251673600" behindDoc="0" locked="0" layoutInCell="1" allowOverlap="1" wp14:anchorId="34BBF27B" wp14:editId="00741E4F">
+            <wp:simplePos x="0" y="0"/>
+            <wp:positionH relativeFrom="margin">
+              <wp:align>left</wp:align>
+            </wp:positionH>
+            <wp:positionV relativeFrom="paragraph">
+              <wp:posOffset>259624</wp:posOffset>
+            </wp:positionV>
+            <wp:extent cx="4475782" cy="3630385"/>
+            <wp:effectExtent l="0" t="0" r="1270" b="8255"/>
+            <wp:wrapNone/>
+            <wp:docPr id="1735991672" name="图片 1"/>
             <wp:cNvGraphicFramePr>
               <a:graphicFrameLocks xmlns:a="http://schemas.openxmlformats.org/drawingml/2006/main" noChangeAspect="1"/>
             </wp:cNvGraphicFramePr>
@@ -657,11 +514,17 @@
               <a:graphicData uri="http://schemas.openxmlformats.org/drawingml/2006/picture">
                 <pic:pic xmlns:pic="http://schemas.openxmlformats.org/drawingml/2006/picture">
                   <pic:nvPicPr>
-                    <pic:cNvPr id="882426332" name=""/>
+                    <pic:cNvPr id="1735991672" name=""/>
                     <pic:cNvPicPr/>
                   </pic:nvPicPr>
                   <pic:blipFill>
-                    <a:blip r:embed="rId10"/>
+                    <a:blip r:embed="rId10">
+                      <a:extLst>
+                        <a:ext uri="{28A0092B-C50C-407E-A947-70E740481C1C}">
+                          <a14:useLocalDpi xmlns:a14="http://schemas.microsoft.com/office/drawing/2010/main" val="0"/>
+                        </a:ext>
+                      </a:extLst>
+                    </a:blip>
                     <a:stretch>
                       <a:fillRect/>
                     </a:stretch>
@@ -669,7 +532,224 @@
                   <pic:spPr>
                     <a:xfrm>
                       <a:off x="0" y="0"/>
-                      <a:ext cx="5274310" cy="5151120"/>
+                      <a:ext cx="4475782" cy="3630385"/>
+                    </a:xfrm>
+                    <a:prstGeom prst="rect">
+                      <a:avLst/>
+                    </a:prstGeom>
+                  </pic:spPr>
+                </pic:pic>
+              </a:graphicData>
+            </a:graphic>
+            <wp14:sizeRelH relativeFrom="margin">
+              <wp14:pctWidth>0</wp14:pctWidth>
+            </wp14:sizeRelH>
+            <wp14:sizeRelV relativeFrom="margin">
+              <wp14:pctHeight>0</wp14:pctHeight>
+            </wp14:sizeRelV>
+          </wp:anchor>
+        </w:drawing>
+      </w:r>
+      <w:r>
+        <w:rPr>
+          <w:rFonts w:hint="eastAsia"/>
+          <w:lang w:val="en-MY"/>
+        </w:rPr>
+        <w:t>4.2Exgcd求模拟元</w:t>
+      </w:r>
+    </w:p>
+    <w:p>
+      <w:pPr>
+        <w:rPr>
+          <w:lang w:val="en-MY"/>
+        </w:rPr>
+      </w:pPr>
+    </w:p>
+    <w:p>
+      <w:pPr>
+        <w:rPr>
+          <w:lang w:val="en-MY"/>
+        </w:rPr>
+      </w:pPr>
+    </w:p>
+    <w:p>
+      <w:pPr>
+        <w:rPr>
+          <w:lang w:val="en-MY"/>
+        </w:rPr>
+      </w:pPr>
+    </w:p>
+    <w:p>
+      <w:pPr>
+        <w:rPr>
+          <w:lang w:val="en-MY"/>
+        </w:rPr>
+      </w:pPr>
+    </w:p>
+    <w:p>
+      <w:pPr>
+        <w:rPr>
+          <w:lang w:val="en-MY"/>
+        </w:rPr>
+      </w:pPr>
+    </w:p>
+    <w:p>
+      <w:pPr>
+        <w:rPr>
+          <w:lang w:val="en-MY"/>
+        </w:rPr>
+      </w:pPr>
+    </w:p>
+    <w:p>
+      <w:pPr>
+        <w:rPr>
+          <w:lang w:val="en-MY"/>
+        </w:rPr>
+      </w:pPr>
+    </w:p>
+    <w:p>
+      <w:pPr>
+        <w:rPr>
+          <w:lang w:val="en-MY"/>
+        </w:rPr>
+      </w:pPr>
+    </w:p>
+    <w:p>
+      <w:pPr>
+        <w:rPr>
+          <w:lang w:val="en-MY"/>
+        </w:rPr>
+      </w:pPr>
+    </w:p>
+    <w:p>
+      <w:pPr>
+        <w:rPr>
+          <w:lang w:val="en-MY"/>
+        </w:rPr>
+      </w:pPr>
+    </w:p>
+    <w:p>
+      <w:pPr>
+        <w:rPr>
+          <w:rFonts w:hint="eastAsia"/>
+          <w:lang w:val="en-MY"/>
+        </w:rPr>
+      </w:pPr>
+      <w:r>
+        <w:rPr>
+          <w:rFonts w:hint="eastAsia"/>
+          <w:lang w:val="en-MY"/>
+        </w:rPr>
+        <w:lastRenderedPageBreak/>
+        <w:t>5.</w:t>
+      </w:r>
+      <w:r>
+        <w:rPr>
+          <w:rFonts w:hint="eastAsia"/>
+          <w:lang w:val="en-MY"/>
+        </w:rPr>
+        <w:t>组合数学：</w:t>
+      </w:r>
+      <w:proofErr w:type="spellStart"/>
+      <w:r>
+        <w:rPr>
+          <w:rFonts w:hint="eastAsia"/>
+          <w:lang w:val="en-MY"/>
+        </w:rPr>
+        <w:t>nCr</w:t>
+      </w:r>
+      <w:proofErr w:type="spellEnd"/>
+      <w:r>
+        <w:rPr>
+          <w:rFonts w:hint="eastAsia"/>
+          <w:lang w:val="en-MY"/>
+        </w:rPr>
+        <w:t>和nPr的计算</w:t>
+      </w:r>
+    </w:p>
+    <w:p>
+      <w:pPr>
+        <w:rPr>
+          <w:rFonts w:hint="eastAsia"/>
+          <w:lang w:val="en-MY"/>
+        </w:rPr>
+      </w:pPr>
+      <w:r>
+        <w:rPr>
+          <w:rFonts w:hint="eastAsia"/>
+          <w:lang w:val="en-MY"/>
+        </w:rPr>
+        <w:t xml:space="preserve">（1）预处理阶乘+逆元 </w:t>
+      </w:r>
+      <w:proofErr w:type="gramStart"/>
+      <w:r>
+        <w:rPr>
+          <w:rFonts w:hint="eastAsia"/>
+          <w:lang w:val="en-MY"/>
+        </w:rPr>
+        <w:t>计算带模组合</w:t>
+      </w:r>
+      <w:proofErr w:type="gramEnd"/>
+      <w:r>
+        <w:rPr>
+          <w:rFonts w:hint="eastAsia"/>
+          <w:lang w:val="en-MY"/>
+        </w:rPr>
+        <w:t>数O(</w:t>
+      </w:r>
+      <w:proofErr w:type="spellStart"/>
+      <w:r>
+        <w:rPr>
+          <w:rFonts w:hint="eastAsia"/>
+          <w:lang w:val="en-MY"/>
+        </w:rPr>
+        <w:t>nlogn</w:t>
+      </w:r>
+      <w:proofErr w:type="spellEnd"/>
+      <w:r>
+        <w:rPr>
+          <w:rFonts w:hint="eastAsia"/>
+          <w:lang w:val="en-MY"/>
+        </w:rPr>
+        <w:t>)</w:t>
+      </w:r>
+    </w:p>
+    <w:p>
+      <w:pPr>
+        <w:rPr>
+          <w:rFonts w:hint="eastAsia"/>
+          <w:lang w:val="en-MY"/>
+        </w:rPr>
+      </w:pPr>
+      <w:r>
+        <w:rPr>
+          <w:lang w:val="en-MY"/>
+        </w:rPr>
+        <w:drawing>
+          <wp:inline distT="0" distB="0" distL="0" distR="0" wp14:anchorId="0F1FE65B" wp14:editId="4620C179">
+            <wp:extent cx="5274310" cy="2762885"/>
+            <wp:effectExtent l="0" t="0" r="2540" b="0"/>
+            <wp:docPr id="1870834678" name="图片 1"/>
+            <wp:cNvGraphicFramePr>
+              <a:graphicFrameLocks xmlns:a="http://schemas.openxmlformats.org/drawingml/2006/main" noChangeAspect="1"/>
+            </wp:cNvGraphicFramePr>
+            <a:graphic xmlns:a="http://schemas.openxmlformats.org/drawingml/2006/main">
+              <a:graphicData uri="http://schemas.openxmlformats.org/drawingml/2006/picture">
+                <pic:pic xmlns:pic="http://schemas.openxmlformats.org/drawingml/2006/picture">
+                  <pic:nvPicPr>
+                    <pic:cNvPr id="1870834678" name=""/>
+                    <pic:cNvPicPr/>
+                  </pic:nvPicPr>
+                  <pic:blipFill>
+                    <a:blip r:embed="rId11"/>
+                    <a:stretch>
+                      <a:fillRect/>
+                    </a:stretch>
+                  </pic:blipFill>
+                  <pic:spPr>
+                    <a:xfrm>
+                      <a:off x="0" y="0"/>
+                      <a:ext cx="5274310" cy="2762885"/>
                     </a:xfrm>
                     <a:prstGeom prst="rect">
                       <a:avLst/>
@@ -689,28 +769,11 @@
           <w:lang w:val="en-MY"/>
         </w:rPr>
       </w:pPr>
-    </w:p>
-    <w:p>
-      <w:pPr>
-        <w:rPr>
-          <w:rFonts w:hint="eastAsia"/>
-          <w:lang w:val="en-MY"/>
-        </w:rPr>
-      </w:pPr>
-    </w:p>
-    <w:p>
-      <w:pPr>
-        <w:rPr>
-          <w:rFonts w:hint="eastAsia"/>
-          <w:lang w:val="en-MY"/>
-        </w:rPr>
-      </w:pPr>
-      <w:r>
-        <w:rPr>
-          <w:rFonts w:hint="eastAsia"/>
-          <w:lang w:val="en-MY"/>
-        </w:rPr>
-        <w:lastRenderedPageBreak/>
+      <w:r>
+        <w:rPr>
+          <w:rFonts w:hint="eastAsia"/>
+          <w:lang w:val="en-MY"/>
+        </w:rPr>
         <w:t>（2）杨辉三角法O(n^2) 支持n&lt;=62</w:t>
       </w:r>
     </w:p>
@@ -750,7 +813,7 @@
                     <pic:cNvPicPr/>
                   </pic:nvPicPr>
                   <pic:blipFill>
-                    <a:blip r:embed="rId11">
+                    <a:blip r:embed="rId12">
                       <a:extLst>
                         <a:ext uri="{28A0092B-C50C-407E-A947-70E740481C1C}">
                           <a14:useLocalDpi xmlns:a14="http://schemas.microsoft.com/office/drawing/2010/main" val="0"/>
@@ -812,7 +875,7 @@
                     <pic:cNvPicPr/>
                   </pic:nvPicPr>
                   <pic:blipFill>
-                    <a:blip r:embed="rId12"/>
+                    <a:blip r:embed="rId13"/>
                     <a:stretch>
                       <a:fillRect/>
                     </a:stretch>
@@ -836,15 +899,30 @@
     <w:p>
       <w:pPr>
         <w:rPr>
-          <w:rFonts w:hint="eastAsia"/>
-          <w:lang w:val="en-MY"/>
-        </w:rPr>
-      </w:pPr>
-      <w:r>
-        <w:rPr>
-          <w:rFonts w:hint="eastAsia"/>
-          <w:lang w:val="en-MY"/>
-        </w:rPr>
+          <w:lang w:val="en-MY"/>
+        </w:rPr>
+      </w:pPr>
+    </w:p>
+    <w:p>
+      <w:pPr>
+        <w:rPr>
+          <w:lang w:val="en-MY"/>
+        </w:rPr>
+      </w:pPr>
+    </w:p>
+    <w:p>
+      <w:pPr>
+        <w:rPr>
+          <w:rFonts w:hint="eastAsia"/>
+          <w:lang w:val="en-MY"/>
+        </w:rPr>
+      </w:pPr>
+      <w:r>
+        <w:rPr>
+          <w:rFonts w:hint="eastAsia"/>
+          <w:lang w:val="en-MY"/>
+        </w:rPr>
+        <w:lastRenderedPageBreak/>
         <w:t>（4）计算单行组合数O(n)</w:t>
       </w:r>
     </w:p>
@@ -876,7 +954,7 @@
                     <pic:cNvPicPr/>
                   </pic:nvPicPr>
                   <pic:blipFill>
-                    <a:blip r:embed="rId13"/>
+                    <a:blip r:embed="rId14"/>
                     <a:stretch>
                       <a:fillRect/>
                     </a:stretch>
@@ -912,44 +990,11 @@
           <w:lang w:val="en-MY"/>
         </w:rPr>
       </w:pPr>
-    </w:p>
-    <w:p>
-      <w:pPr>
-        <w:rPr>
-          <w:rFonts w:hint="eastAsia"/>
-          <w:lang w:val="en-MY"/>
-        </w:rPr>
-      </w:pPr>
-    </w:p>
-    <w:p>
-      <w:pPr>
-        <w:rPr>
-          <w:rFonts w:hint="eastAsia"/>
-          <w:lang w:val="en-MY"/>
-        </w:rPr>
-      </w:pPr>
-    </w:p>
-    <w:p>
-      <w:pPr>
-        <w:rPr>
-          <w:rFonts w:hint="eastAsia"/>
-          <w:lang w:val="en-MY"/>
-        </w:rPr>
-      </w:pPr>
-    </w:p>
-    <w:p>
-      <w:pPr>
-        <w:rPr>
-          <w:rFonts w:hint="eastAsia"/>
-          <w:lang w:val="en-MY"/>
-        </w:rPr>
-      </w:pPr>
-      <w:r>
-        <w:rPr>
-          <w:rFonts w:hint="eastAsia"/>
-          <w:lang w:val="en-MY"/>
-        </w:rPr>
-        <w:lastRenderedPageBreak/>
+      <w:r>
+        <w:rPr>
+          <w:rFonts w:hint="eastAsia"/>
+          <w:lang w:val="en-MY"/>
+        </w:rPr>
         <w:t>6.高斯消元法解决加法方程组</w:t>
       </w:r>
     </w:p>
@@ -981,7 +1026,7 @@
                     <pic:cNvPicPr/>
                   </pic:nvPicPr>
                   <pic:blipFill>
-                    <a:blip r:embed="rId14"/>
+                    <a:blip r:embed="rId15"/>
                     <a:stretch>
                       <a:fillRect/>
                     </a:stretch>
@@ -1013,15 +1058,58 @@
     <w:p>
       <w:pPr>
         <w:rPr>
-          <w:rFonts w:hint="eastAsia"/>
-          <w:lang w:val="en-MY"/>
-        </w:rPr>
-      </w:pPr>
-      <w:r>
-        <w:rPr>
-          <w:rFonts w:hint="eastAsia"/>
-          <w:lang w:val="en-MY"/>
-        </w:rPr>
+          <w:lang w:val="en-MY"/>
+        </w:rPr>
+      </w:pPr>
+    </w:p>
+    <w:p>
+      <w:pPr>
+        <w:rPr>
+          <w:lang w:val="en-MY"/>
+        </w:rPr>
+      </w:pPr>
+    </w:p>
+    <w:p>
+      <w:pPr>
+        <w:rPr>
+          <w:lang w:val="en-MY"/>
+        </w:rPr>
+      </w:pPr>
+    </w:p>
+    <w:p>
+      <w:pPr>
+        <w:rPr>
+          <w:lang w:val="en-MY"/>
+        </w:rPr>
+      </w:pPr>
+    </w:p>
+    <w:p>
+      <w:pPr>
+        <w:rPr>
+          <w:lang w:val="en-MY"/>
+        </w:rPr>
+      </w:pPr>
+    </w:p>
+    <w:p>
+      <w:pPr>
+        <w:rPr>
+          <w:lang w:val="en-MY"/>
+        </w:rPr>
+      </w:pPr>
+    </w:p>
+    <w:p>
+      <w:pPr>
+        <w:rPr>
+          <w:rFonts w:hint="eastAsia"/>
+          <w:lang w:val="en-MY"/>
+        </w:rPr>
+      </w:pPr>
+      <w:r>
+        <w:rPr>
+          <w:rFonts w:hint="eastAsia"/>
+          <w:lang w:val="en-MY"/>
+        </w:rPr>
+        <w:lastRenderedPageBreak/>
         <w:t>二．数据结构模板</w:t>
       </w:r>
     </w:p>
@@ -1077,7 +1165,7 @@
                     <pic:cNvPicPr/>
                   </pic:nvPicPr>
                   <pic:blipFill>
-                    <a:blip r:embed="rId15"/>
+                    <a:blip r:embed="rId16"/>
                     <a:stretch>
                       <a:fillRect/>
                     </a:stretch>
@@ -1109,15 +1197,121 @@
     <w:p>
       <w:pPr>
         <w:rPr>
-          <w:rFonts w:hint="eastAsia"/>
-          <w:lang w:val="en-MY"/>
-        </w:rPr>
-      </w:pPr>
-      <w:r>
-        <w:rPr>
-          <w:rFonts w:hint="eastAsia"/>
-          <w:lang w:val="en-MY"/>
-        </w:rPr>
+          <w:lang w:val="en-MY"/>
+        </w:rPr>
+      </w:pPr>
+    </w:p>
+    <w:p>
+      <w:pPr>
+        <w:rPr>
+          <w:lang w:val="en-MY"/>
+        </w:rPr>
+      </w:pPr>
+    </w:p>
+    <w:p>
+      <w:pPr>
+        <w:rPr>
+          <w:lang w:val="en-MY"/>
+        </w:rPr>
+      </w:pPr>
+    </w:p>
+    <w:p>
+      <w:pPr>
+        <w:rPr>
+          <w:lang w:val="en-MY"/>
+        </w:rPr>
+      </w:pPr>
+    </w:p>
+    <w:p>
+      <w:pPr>
+        <w:rPr>
+          <w:lang w:val="en-MY"/>
+        </w:rPr>
+      </w:pPr>
+    </w:p>
+    <w:p>
+      <w:pPr>
+        <w:rPr>
+          <w:lang w:val="en-MY"/>
+        </w:rPr>
+      </w:pPr>
+    </w:p>
+    <w:p>
+      <w:pPr>
+        <w:rPr>
+          <w:lang w:val="en-MY"/>
+        </w:rPr>
+      </w:pPr>
+    </w:p>
+    <w:p>
+      <w:pPr>
+        <w:rPr>
+          <w:lang w:val="en-MY"/>
+        </w:rPr>
+      </w:pPr>
+    </w:p>
+    <w:p>
+      <w:pPr>
+        <w:rPr>
+          <w:lang w:val="en-MY"/>
+        </w:rPr>
+      </w:pPr>
+    </w:p>
+    <w:p>
+      <w:pPr>
+        <w:rPr>
+          <w:lang w:val="en-MY"/>
+        </w:rPr>
+      </w:pPr>
+    </w:p>
+    <w:p>
+      <w:pPr>
+        <w:rPr>
+          <w:lang w:val="en-MY"/>
+        </w:rPr>
+      </w:pPr>
+    </w:p>
+    <w:p>
+      <w:pPr>
+        <w:rPr>
+          <w:lang w:val="en-MY"/>
+        </w:rPr>
+      </w:pPr>
+    </w:p>
+    <w:p>
+      <w:pPr>
+        <w:rPr>
+          <w:lang w:val="en-MY"/>
+        </w:rPr>
+      </w:pPr>
+    </w:p>
+    <w:p>
+      <w:pPr>
+        <w:rPr>
+          <w:lang w:val="en-MY"/>
+        </w:rPr>
+      </w:pPr>
+    </w:p>
+    <w:p>
+      <w:pPr>
+        <w:rPr>
+          <w:lang w:val="en-MY"/>
+        </w:rPr>
+      </w:pPr>
+    </w:p>
+    <w:p>
+      <w:pPr>
+        <w:rPr>
+          <w:rFonts w:hint="eastAsia"/>
+          <w:lang w:val="en-MY"/>
+        </w:rPr>
+      </w:pPr>
+      <w:r>
+        <w:rPr>
+          <w:rFonts w:hint="eastAsia"/>
+          <w:lang w:val="en-MY"/>
+        </w:rPr>
+        <w:lastRenderedPageBreak/>
         <w:t>2.树状数组</w:t>
       </w:r>
     </w:p>
@@ -1133,7 +1327,6 @@
           <w:noProof/>
           <w:lang w:val="en-MY"/>
         </w:rPr>
-        <w:lastRenderedPageBreak/>
         <w:drawing>
           <wp:inline distT="0" distB="0" distL="0" distR="0" wp14:anchorId="2CE91935" wp14:editId="3D2E196C">
             <wp:extent cx="5274310" cy="7607935"/>
@@ -1150,7 +1343,7 @@
                     <pic:cNvPicPr/>
                   </pic:nvPicPr>
                   <pic:blipFill>
-                    <a:blip r:embed="rId16"/>
+                    <a:blip r:embed="rId17"/>
                     <a:stretch>
                       <a:fillRect/>
                     </a:stretch>
@@ -1199,27 +1392,47 @@
           <w:rFonts w:hint="eastAsia"/>
           <w:lang w:val="en-MY"/>
         </w:rPr>
-        <w:t>3.线段树</w:t>
-      </w:r>
-    </w:p>
-    <w:p>
-      <w:pPr>
-        <w:rPr>
-          <w:rFonts w:hint="eastAsia"/>
-          <w:lang w:val="en-MY"/>
-        </w:rPr>
-      </w:pPr>
-      <w:r>
-        <w:rPr>
-          <w:noProof/>
-          <w:lang w:val="en-MY"/>
-        </w:rPr>
         <w:lastRenderedPageBreak/>
+        <w:t>3.</w:t>
+      </w:r>
+      <w:r>
+        <w:rPr>
+          <w:rFonts w:hint="eastAsia"/>
+          <w:lang w:val="en-MY"/>
+        </w:rPr>
+        <w:t>1</w:t>
+      </w:r>
+      <w:r>
+        <w:rPr>
+          <w:rFonts w:hint="eastAsia"/>
+          <w:lang w:val="en-MY"/>
+        </w:rPr>
+        <w:t>线段树</w:t>
+      </w:r>
+      <w:r>
+        <w:rPr>
+          <w:rFonts w:hint="eastAsia"/>
+          <w:lang w:val="en-MY"/>
+        </w:rPr>
+        <w:t>（区间求和，区间求最大值，支持区间修改）</w:t>
+      </w:r>
+    </w:p>
+    <w:p>
+      <w:pPr>
+        <w:rPr>
+          <w:rFonts w:hint="eastAsia"/>
+          <w:lang w:val="en-MY"/>
+        </w:rPr>
+      </w:pPr>
+      <w:r>
+        <w:rPr>
+          <w:lang w:val="en-MY"/>
+        </w:rPr>
         <w:drawing>
-          <wp:inline distT="0" distB="0" distL="0" distR="0" wp14:anchorId="4964E844" wp14:editId="0BF2AB6D">
-            <wp:extent cx="4629150" cy="8863330"/>
-            <wp:effectExtent l="0" t="0" r="0" b="0"/>
-            <wp:docPr id="1188199917" name="图片 1"/>
+          <wp:inline distT="0" distB="0" distL="0" distR="0" wp14:anchorId="58081A73" wp14:editId="718398EF">
+            <wp:extent cx="5274310" cy="8242935"/>
+            <wp:effectExtent l="0" t="0" r="2540" b="5715"/>
+            <wp:docPr id="1066659839" name="图片 1"/>
             <wp:cNvGraphicFramePr>
               <a:graphicFrameLocks xmlns:a="http://schemas.openxmlformats.org/drawingml/2006/main" noChangeAspect="1"/>
             </wp:cNvGraphicFramePr>
@@ -1227,11 +1440,11 @@
               <a:graphicData uri="http://schemas.openxmlformats.org/drawingml/2006/picture">
                 <pic:pic xmlns:pic="http://schemas.openxmlformats.org/drawingml/2006/picture">
                   <pic:nvPicPr>
-                    <pic:cNvPr id="1188199917" name=""/>
+                    <pic:cNvPr id="1066659839" name=""/>
                     <pic:cNvPicPr/>
                   </pic:nvPicPr>
                   <pic:blipFill>
-                    <a:blip r:embed="rId17"/>
+                    <a:blip r:embed="rId18"/>
                     <a:stretch>
                       <a:fillRect/>
                     </a:stretch>
@@ -1239,7 +1452,7 @@
                   <pic:spPr>
                     <a:xfrm>
                       <a:off x="0" y="0"/>
-                      <a:ext cx="4629150" cy="8863330"/>
+                      <a:ext cx="5274310" cy="8242935"/>
                     </a:xfrm>
                     <a:prstGeom prst="rect">
                       <a:avLst/>
@@ -1250,6 +1463,177 @@
             </a:graphic>
           </wp:inline>
         </w:drawing>
+      </w:r>
+    </w:p>
+    <w:p>
+      <w:pPr>
+        <w:widowControl/>
+        <w:rPr>
+          <w:lang w:val="en-MY"/>
+        </w:rPr>
+      </w:pPr>
+      <w:r>
+        <w:rPr>
+          <w:rFonts w:hint="eastAsia"/>
+          <w:lang w:val="en-MY"/>
+        </w:rPr>
+        <w:lastRenderedPageBreak/>
+        <w:t>3.2线段树（区间维护min/max</w:t>
+      </w:r>
+      <w:r>
+        <w:rPr>
+          <w:lang w:val="en-MY"/>
+        </w:rPr>
+        <w:t>）</w:t>
+      </w:r>
+    </w:p>
+    <w:p>
+      <w:pPr>
+        <w:widowControl/>
+        <w:rPr>
+          <w:lang w:val="en-MY"/>
+        </w:rPr>
+      </w:pPr>
+      <w:r>
+        <w:rPr>
+          <w:lang w:val="en-MY"/>
+        </w:rPr>
+        <w:drawing>
+          <wp:inline distT="0" distB="0" distL="0" distR="0" wp14:anchorId="70BCF619" wp14:editId="3DDF1F78">
+            <wp:extent cx="5274310" cy="6428105"/>
+            <wp:effectExtent l="0" t="0" r="2540" b="0"/>
+            <wp:docPr id="463640522" name="图片 1"/>
+            <wp:cNvGraphicFramePr>
+              <a:graphicFrameLocks xmlns:a="http://schemas.openxmlformats.org/drawingml/2006/main" noChangeAspect="1"/>
+            </wp:cNvGraphicFramePr>
+            <a:graphic xmlns:a="http://schemas.openxmlformats.org/drawingml/2006/main">
+              <a:graphicData uri="http://schemas.openxmlformats.org/drawingml/2006/picture">
+                <pic:pic xmlns:pic="http://schemas.openxmlformats.org/drawingml/2006/picture">
+                  <pic:nvPicPr>
+                    <pic:cNvPr id="463640522" name=""/>
+                    <pic:cNvPicPr/>
+                  </pic:nvPicPr>
+                  <pic:blipFill>
+                    <a:blip r:embed="rId19"/>
+                    <a:stretch>
+                      <a:fillRect/>
+                    </a:stretch>
+                  </pic:blipFill>
+                  <pic:spPr>
+                    <a:xfrm>
+                      <a:off x="0" y="0"/>
+                      <a:ext cx="5274310" cy="6428105"/>
+                    </a:xfrm>
+                    <a:prstGeom prst="rect">
+                      <a:avLst/>
+                    </a:prstGeom>
+                  </pic:spPr>
+                </pic:pic>
+              </a:graphicData>
+            </a:graphic>
+          </wp:inline>
+        </w:drawing>
+      </w:r>
+    </w:p>
+    <w:p>
+      <w:pPr>
+        <w:widowControl/>
+        <w:rPr>
+          <w:rFonts w:hint="eastAsia"/>
+          <w:lang w:val="en-MY"/>
+        </w:rPr>
+      </w:pPr>
+      <w:r>
+        <w:rPr>
+          <w:rFonts w:hint="eastAsia"/>
+          <w:lang w:val="en-MY"/>
+        </w:rPr>
+        <w:br w:type="page"/>
+      </w:r>
+    </w:p>
+    <w:p>
+      <w:pPr>
+        <w:rPr>
+          <w:lang w:val="en-MY"/>
+        </w:rPr>
+      </w:pPr>
+      <w:r>
+        <w:rPr>
+          <w:lang w:val="en-MY"/>
+        </w:rPr>
+        <w:lastRenderedPageBreak/>
+        <w:t>3.3</w:t>
+      </w:r>
+      <w:r>
+        <w:rPr>
+          <w:rFonts w:hint="eastAsia"/>
+          <w:lang w:val="en-MY"/>
+        </w:rPr>
+        <w:t>矩形面积并</w:t>
+      </w:r>
+    </w:p>
+    <w:p>
+      <w:pPr>
+        <w:rPr>
+          <w:rFonts w:hint="eastAsia"/>
+          <w:lang w:val="en-MY"/>
+        </w:rPr>
+      </w:pPr>
+      <w:r>
+        <w:rPr>
+          <w:lang w:val="en-MY"/>
+        </w:rPr>
+        <w:drawing>
+          <wp:inline distT="0" distB="0" distL="0" distR="0" wp14:anchorId="752578E6" wp14:editId="0A3C9167">
+            <wp:extent cx="5618437" cy="6330043"/>
+            <wp:effectExtent l="0" t="0" r="1905" b="0"/>
+            <wp:docPr id="1267838790" name="图片 1"/>
+            <wp:cNvGraphicFramePr>
+              <a:graphicFrameLocks xmlns:a="http://schemas.openxmlformats.org/drawingml/2006/main" noChangeAspect="1"/>
+            </wp:cNvGraphicFramePr>
+            <a:graphic xmlns:a="http://schemas.openxmlformats.org/drawingml/2006/main">
+              <a:graphicData uri="http://schemas.openxmlformats.org/drawingml/2006/picture">
+                <pic:pic xmlns:pic="http://schemas.openxmlformats.org/drawingml/2006/picture">
+                  <pic:nvPicPr>
+                    <pic:cNvPr id="1267838790" name=""/>
+                    <pic:cNvPicPr/>
+                  </pic:nvPicPr>
+                  <pic:blipFill>
+                    <a:blip r:embed="rId20"/>
+                    <a:stretch>
+                      <a:fillRect/>
+                    </a:stretch>
+                  </pic:blipFill>
+                  <pic:spPr>
+                    <a:xfrm>
+                      <a:off x="0" y="0"/>
+                      <a:ext cx="5623760" cy="6336040"/>
+                    </a:xfrm>
+                    <a:prstGeom prst="rect">
+                      <a:avLst/>
+                    </a:prstGeom>
+                  </pic:spPr>
+                </pic:pic>
+              </a:graphicData>
+            </a:graphic>
+          </wp:inline>
+        </w:drawing>
+      </w:r>
+    </w:p>
+    <w:p>
+      <w:pPr>
+        <w:widowControl/>
+        <w:rPr>
+          <w:rFonts w:hint="eastAsia"/>
+          <w:lang w:val="en-MY"/>
+        </w:rPr>
+      </w:pPr>
+      <w:r>
+        <w:rPr>
+          <w:rFonts w:hint="eastAsia"/>
+          <w:lang w:val="en-MY"/>
+        </w:rPr>
+        <w:br w:type="page"/>
       </w:r>
     </w:p>
     <w:p>
@@ -1305,7 +1689,7 @@
                     <pic:cNvPicPr/>
                   </pic:nvPicPr>
                   <pic:blipFill>
-                    <a:blip r:embed="rId18"/>
+                    <a:blip r:embed="rId21"/>
                     <a:stretch>
                       <a:fillRect/>
                     </a:stretch>
@@ -1384,7 +1768,7 @@
                     <pic:cNvPicPr/>
                   </pic:nvPicPr>
                   <pic:blipFill>
-                    <a:blip r:embed="rId19"/>
+                    <a:blip r:embed="rId22"/>
                     <a:stretch>
                       <a:fillRect/>
                     </a:stretch>
@@ -1482,7 +1866,7 @@
                     <pic:cNvPicPr/>
                   </pic:nvPicPr>
                   <pic:blipFill>
-                    <a:blip r:embed="rId20">
+                    <a:blip r:embed="rId23">
                       <a:extLst>
                         <a:ext uri="{28A0092B-C50C-407E-A947-70E740481C1C}">
                           <a14:useLocalDpi xmlns:a14="http://schemas.microsoft.com/office/drawing/2010/main" val="0"/>
@@ -1670,7 +2054,7 @@
                     <pic:cNvPicPr/>
                   </pic:nvPicPr>
                   <pic:blipFill>
-                    <a:blip r:embed="rId21">
+                    <a:blip r:embed="rId24">
                       <a:extLst>
                         <a:ext uri="{28A0092B-C50C-407E-A947-70E740481C1C}">
                           <a14:useLocalDpi xmlns:a14="http://schemas.microsoft.com/office/drawing/2010/main" val="0"/>
@@ -1879,7 +2263,7 @@
                     <pic:cNvPicPr/>
                   </pic:nvPicPr>
                   <pic:blipFill>
-                    <a:blip r:embed="rId22">
+                    <a:blip r:embed="rId25">
                       <a:extLst>
                         <a:ext uri="{28A0092B-C50C-407E-A947-70E740481C1C}">
                           <a14:useLocalDpi xmlns:a14="http://schemas.microsoft.com/office/drawing/2010/main" val="0"/>
@@ -1940,7 +2324,7 @@
                     <pic:cNvPicPr/>
                   </pic:nvPicPr>
                   <pic:blipFill>
-                    <a:blip r:embed="rId23">
+                    <a:blip r:embed="rId26">
                       <a:extLst>
                         <a:ext uri="{28A0092B-C50C-407E-A947-70E740481C1C}">
                           <a14:useLocalDpi xmlns:a14="http://schemas.microsoft.com/office/drawing/2010/main" val="0"/>
@@ -2061,22 +2445,13 @@
       </w:pPr>
       <w:r>
         <w:rPr>
-          <w:noProof/>
           <w:lang w:val="en-MY"/>
         </w:rPr>
         <w:drawing>
-          <wp:anchor distT="0" distB="0" distL="114300" distR="114300" simplePos="0" relativeHeight="251667456" behindDoc="0" locked="0" layoutInCell="1" allowOverlap="1" wp14:anchorId="2014FC90" wp14:editId="14805DAC">
-            <wp:simplePos x="0" y="0"/>
-            <wp:positionH relativeFrom="column">
-              <wp:posOffset>9392</wp:posOffset>
-            </wp:positionH>
-            <wp:positionV relativeFrom="paragraph">
-              <wp:posOffset>25362</wp:posOffset>
-            </wp:positionV>
-            <wp:extent cx="5274310" cy="5233670"/>
-            <wp:effectExtent l="0" t="0" r="2540" b="5080"/>
-            <wp:wrapNone/>
-            <wp:docPr id="1721093903" name="图片 1"/>
+          <wp:inline distT="0" distB="0" distL="0" distR="0" wp14:anchorId="76A1AA04" wp14:editId="6749600F">
+            <wp:extent cx="5274310" cy="3954145"/>
+            <wp:effectExtent l="0" t="0" r="2540" b="8255"/>
+            <wp:docPr id="2130325535" name="图片 1"/>
             <wp:cNvGraphicFramePr>
               <a:graphicFrameLocks xmlns:a="http://schemas.openxmlformats.org/drawingml/2006/main" noChangeAspect="1"/>
             </wp:cNvGraphicFramePr>
@@ -2084,17 +2459,11 @@
               <a:graphicData uri="http://schemas.openxmlformats.org/drawingml/2006/picture">
                 <pic:pic xmlns:pic="http://schemas.openxmlformats.org/drawingml/2006/picture">
                   <pic:nvPicPr>
-                    <pic:cNvPr id="1721093903" name=""/>
+                    <pic:cNvPr id="2130325535" name=""/>
                     <pic:cNvPicPr/>
                   </pic:nvPicPr>
                   <pic:blipFill>
-                    <a:blip r:embed="rId24">
-                      <a:extLst>
-                        <a:ext uri="{28A0092B-C50C-407E-A947-70E740481C1C}">
-                          <a14:useLocalDpi xmlns:a14="http://schemas.microsoft.com/office/drawing/2010/main" val="0"/>
-                        </a:ext>
-                      </a:extLst>
-                    </a:blip>
+                    <a:blip r:embed="rId27"/>
                     <a:stretch>
                       <a:fillRect/>
                     </a:stretch>
@@ -2102,7 +2471,7 @@
                   <pic:spPr>
                     <a:xfrm>
                       <a:off x="0" y="0"/>
-                      <a:ext cx="5274310" cy="5233670"/>
+                      <a:ext cx="5274310" cy="3954145"/>
                     </a:xfrm>
                     <a:prstGeom prst="rect">
                       <a:avLst/>
@@ -2111,7 +2480,7 @@
                 </pic:pic>
               </a:graphicData>
             </a:graphic>
-          </wp:anchor>
+          </wp:inline>
         </w:drawing>
       </w:r>
     </w:p>
@@ -2126,133 +2495,42 @@
     <w:p>
       <w:pPr>
         <w:rPr>
-          <w:rFonts w:hint="eastAsia"/>
-          <w:lang w:val="en-MY"/>
-        </w:rPr>
-      </w:pPr>
-    </w:p>
-    <w:p>
-      <w:pPr>
-        <w:rPr>
-          <w:rFonts w:hint="eastAsia"/>
-          <w:lang w:val="en-MY"/>
-        </w:rPr>
-      </w:pPr>
-    </w:p>
-    <w:p>
-      <w:pPr>
-        <w:rPr>
-          <w:rFonts w:hint="eastAsia"/>
-          <w:lang w:val="en-MY"/>
-        </w:rPr>
-      </w:pPr>
-    </w:p>
-    <w:p>
-      <w:pPr>
-        <w:rPr>
-          <w:rFonts w:hint="eastAsia"/>
-          <w:lang w:val="en-MY"/>
-        </w:rPr>
-      </w:pPr>
-    </w:p>
-    <w:p>
-      <w:pPr>
-        <w:rPr>
-          <w:rFonts w:hint="eastAsia"/>
-          <w:lang w:val="en-MY"/>
-        </w:rPr>
-      </w:pPr>
-    </w:p>
-    <w:p>
-      <w:pPr>
-        <w:rPr>
-          <w:rFonts w:hint="eastAsia"/>
-          <w:lang w:val="en-MY"/>
-        </w:rPr>
-      </w:pPr>
-    </w:p>
-    <w:p>
-      <w:pPr>
-        <w:rPr>
-          <w:rFonts w:hint="eastAsia"/>
-          <w:lang w:val="en-MY"/>
-        </w:rPr>
-      </w:pPr>
-    </w:p>
-    <w:p>
-      <w:pPr>
-        <w:rPr>
-          <w:rFonts w:hint="eastAsia"/>
-          <w:lang w:val="en-MY"/>
-        </w:rPr>
-      </w:pPr>
-    </w:p>
-    <w:p>
-      <w:pPr>
-        <w:rPr>
-          <w:rFonts w:hint="eastAsia"/>
-          <w:lang w:val="en-MY"/>
-        </w:rPr>
-      </w:pPr>
-    </w:p>
-    <w:p>
-      <w:pPr>
-        <w:rPr>
-          <w:rFonts w:hint="eastAsia"/>
-          <w:lang w:val="en-MY"/>
-        </w:rPr>
-      </w:pPr>
-    </w:p>
-    <w:p>
-      <w:pPr>
-        <w:rPr>
-          <w:rFonts w:hint="eastAsia"/>
-          <w:lang w:val="en-MY"/>
-        </w:rPr>
-      </w:pPr>
-    </w:p>
-    <w:p>
-      <w:pPr>
-        <w:rPr>
-          <w:rFonts w:hint="eastAsia"/>
-          <w:lang w:val="en-MY"/>
-        </w:rPr>
-      </w:pPr>
-    </w:p>
-    <w:p>
-      <w:pPr>
-        <w:rPr>
-          <w:rFonts w:hint="eastAsia"/>
-          <w:lang w:val="en-MY"/>
-        </w:rPr>
-      </w:pPr>
-    </w:p>
-    <w:p>
-      <w:pPr>
-        <w:rPr>
-          <w:rFonts w:hint="eastAsia"/>
-          <w:lang w:val="en-MY"/>
-        </w:rPr>
-      </w:pPr>
-      <w:r>
-        <w:rPr>
-          <w:noProof/>
+          <w:lang w:val="en-MY"/>
+        </w:rPr>
+      </w:pPr>
+    </w:p>
+    <w:p>
+      <w:pPr>
+        <w:rPr>
+          <w:rFonts w:hint="eastAsia"/>
+          <w:lang w:val="en-MY"/>
+        </w:rPr>
+      </w:pPr>
+      <w:r>
+        <w:rPr>
+          <w:rFonts w:hint="eastAsia"/>
           <w:lang w:val="en-MY"/>
         </w:rPr>
         <w:lastRenderedPageBreak/>
+        <w:t>6.扩展KMP（Z函数）</w:t>
+      </w:r>
+    </w:p>
+    <w:p>
+      <w:pPr>
+        <w:rPr>
+          <w:rFonts w:hint="eastAsia"/>
+          <w:lang w:val="en-MY"/>
+        </w:rPr>
+      </w:pPr>
+      <w:r>
+        <w:rPr>
+          <w:lang w:val="en-MY"/>
+        </w:rPr>
         <w:drawing>
-          <wp:anchor distT="0" distB="0" distL="114300" distR="114300" simplePos="0" relativeHeight="251665408" behindDoc="0" locked="0" layoutInCell="1" allowOverlap="1" wp14:anchorId="13BEADEA" wp14:editId="245A3623">
-            <wp:simplePos x="0" y="0"/>
-            <wp:positionH relativeFrom="margin">
-              <wp:align>left</wp:align>
-            </wp:positionH>
-            <wp:positionV relativeFrom="paragraph">
-              <wp:posOffset>271107</wp:posOffset>
-            </wp:positionV>
-            <wp:extent cx="4578824" cy="3678054"/>
-            <wp:effectExtent l="0" t="0" r="0" b="0"/>
-            <wp:wrapNone/>
-            <wp:docPr id="336057616" name="图片 1"/>
+          <wp:inline distT="0" distB="0" distL="0" distR="0" wp14:anchorId="60E8825C" wp14:editId="0F0FC0A5">
+            <wp:extent cx="5274310" cy="5061585"/>
+            <wp:effectExtent l="0" t="0" r="2540" b="5715"/>
+            <wp:docPr id="273867446" name="图片 1"/>
             <wp:cNvGraphicFramePr>
               <a:graphicFrameLocks xmlns:a="http://schemas.openxmlformats.org/drawingml/2006/main" noChangeAspect="1"/>
             </wp:cNvGraphicFramePr>
@@ -2260,17 +2538,11 @@
               <a:graphicData uri="http://schemas.openxmlformats.org/drawingml/2006/picture">
                 <pic:pic xmlns:pic="http://schemas.openxmlformats.org/drawingml/2006/picture">
                   <pic:nvPicPr>
-                    <pic:cNvPr id="336057616" name=""/>
+                    <pic:cNvPr id="273867446" name=""/>
                     <pic:cNvPicPr/>
                   </pic:nvPicPr>
                   <pic:blipFill>
-                    <a:blip r:embed="rId25" cstate="print">
-                      <a:extLst>
-                        <a:ext uri="{28A0092B-C50C-407E-A947-70E740481C1C}">
-                          <a14:useLocalDpi xmlns:a14="http://schemas.microsoft.com/office/drawing/2010/main" val="0"/>
-                        </a:ext>
-                      </a:extLst>
-                    </a:blip>
+                    <a:blip r:embed="rId28"/>
                     <a:stretch>
                       <a:fillRect/>
                     </a:stretch>
@@ -2278,7 +2550,7 @@
                   <pic:spPr>
                     <a:xfrm>
                       <a:off x="0" y="0"/>
-                      <a:ext cx="4578824" cy="3678054"/>
+                      <a:ext cx="5274310" cy="5061585"/>
                     </a:xfrm>
                     <a:prstGeom prst="rect">
                       <a:avLst/>
@@ -2287,124 +2559,322 @@
                 </pic:pic>
               </a:graphicData>
             </a:graphic>
-            <wp14:sizeRelH relativeFrom="margin">
-              <wp14:pctWidth>0</wp14:pctWidth>
-            </wp14:sizeRelH>
-            <wp14:sizeRelV relativeFrom="margin">
-              <wp14:pctHeight>0</wp14:pctHeight>
-            </wp14:sizeRelV>
-          </wp:anchor>
+          </wp:inline>
         </w:drawing>
       </w:r>
-      <w:r>
-        <w:rPr>
-          <w:rFonts w:hint="eastAsia"/>
-          <w:lang w:val="en-MY"/>
-        </w:rPr>
-        <w:t>6.扩展KMP（Z函数）</w:t>
-      </w:r>
-    </w:p>
-    <w:p>
-      <w:pPr>
-        <w:rPr>
-          <w:rFonts w:hint="eastAsia"/>
-          <w:lang w:val="en-MY"/>
-        </w:rPr>
-      </w:pPr>
-    </w:p>
-    <w:p>
-      <w:pPr>
-        <w:rPr>
-          <w:rFonts w:hint="eastAsia"/>
-          <w:lang w:val="en-MY"/>
-        </w:rPr>
-      </w:pPr>
-    </w:p>
-    <w:p>
-      <w:pPr>
-        <w:rPr>
-          <w:rFonts w:hint="eastAsia"/>
-          <w:lang w:val="en-MY"/>
-        </w:rPr>
-      </w:pPr>
-    </w:p>
-    <w:p>
-      <w:pPr>
-        <w:rPr>
-          <w:rFonts w:hint="eastAsia"/>
-          <w:lang w:val="en-MY"/>
-        </w:rPr>
-      </w:pPr>
-    </w:p>
-    <w:p>
-      <w:pPr>
-        <w:rPr>
-          <w:rFonts w:hint="eastAsia"/>
-          <w:lang w:val="en-MY"/>
-        </w:rPr>
-      </w:pPr>
-    </w:p>
-    <w:p>
-      <w:pPr>
-        <w:rPr>
-          <w:rFonts w:hint="eastAsia"/>
-          <w:lang w:val="en-MY"/>
-        </w:rPr>
-      </w:pPr>
-    </w:p>
-    <w:p>
-      <w:pPr>
-        <w:rPr>
-          <w:rFonts w:hint="eastAsia"/>
-          <w:lang w:val="en-MY"/>
-        </w:rPr>
-      </w:pPr>
-    </w:p>
-    <w:p>
-      <w:pPr>
-        <w:rPr>
-          <w:rFonts w:hint="eastAsia"/>
-          <w:lang w:val="en-MY"/>
-        </w:rPr>
-      </w:pPr>
-    </w:p>
-    <w:p>
-      <w:pPr>
-        <w:rPr>
-          <w:rFonts w:hint="eastAsia"/>
-          <w:lang w:val="en-MY"/>
-        </w:rPr>
-      </w:pPr>
-    </w:p>
-    <w:p>
-      <w:pPr>
-        <w:rPr>
-          <w:rFonts w:hint="eastAsia"/>
-          <w:lang w:val="en-MY"/>
-        </w:rPr>
-      </w:pPr>
-    </w:p>
-    <w:p>
-      <w:pPr>
-        <w:rPr>
-          <w:rFonts w:hint="eastAsia"/>
-          <w:lang w:val="en-MY"/>
-        </w:rPr>
-      </w:pPr>
-    </w:p>
-    <w:p>
-      <w:pPr>
-        <w:rPr>
-          <w:rFonts w:hint="eastAsia"/>
-          <w:lang w:val="en-MY"/>
-        </w:rPr>
-      </w:pPr>
-      <w:r>
-        <w:rPr>
-          <w:rFonts w:hint="eastAsia"/>
-          <w:lang w:val="en-MY"/>
-        </w:rPr>
-        <w:t>7.倍增LCA</w:t>
+    </w:p>
+    <w:p>
+      <w:pPr>
+        <w:rPr>
+          <w:rFonts w:hint="eastAsia"/>
+          <w:lang w:val="en-MY"/>
+        </w:rPr>
+      </w:pPr>
+    </w:p>
+    <w:p>
+      <w:pPr>
+        <w:rPr>
+          <w:rFonts w:hint="eastAsia"/>
+          <w:lang w:val="en-MY"/>
+        </w:rPr>
+      </w:pPr>
+    </w:p>
+    <w:p>
+      <w:pPr>
+        <w:rPr>
+          <w:rFonts w:hint="eastAsia"/>
+          <w:lang w:val="en-MY"/>
+        </w:rPr>
+      </w:pPr>
+    </w:p>
+    <w:p>
+      <w:pPr>
+        <w:rPr>
+          <w:rFonts w:hint="eastAsia"/>
+          <w:lang w:val="en-MY"/>
+        </w:rPr>
+      </w:pPr>
+    </w:p>
+    <w:p>
+      <w:pPr>
+        <w:rPr>
+          <w:rFonts w:hint="eastAsia"/>
+          <w:lang w:val="en-MY"/>
+        </w:rPr>
+      </w:pPr>
+    </w:p>
+    <w:p>
+      <w:pPr>
+        <w:rPr>
+          <w:rFonts w:hint="eastAsia"/>
+          <w:lang w:val="en-MY"/>
+        </w:rPr>
+      </w:pPr>
+    </w:p>
+    <w:p>
+      <w:pPr>
+        <w:rPr>
+          <w:rFonts w:hint="eastAsia"/>
+          <w:lang w:val="en-MY"/>
+        </w:rPr>
+      </w:pPr>
+    </w:p>
+    <w:p>
+      <w:pPr>
+        <w:rPr>
+          <w:rFonts w:hint="eastAsia"/>
+          <w:lang w:val="en-MY"/>
+        </w:rPr>
+      </w:pPr>
+    </w:p>
+    <w:p>
+      <w:pPr>
+        <w:rPr>
+          <w:rFonts w:hint="eastAsia"/>
+          <w:lang w:val="en-MY"/>
+        </w:rPr>
+      </w:pPr>
+    </w:p>
+    <w:p>
+      <w:pPr>
+        <w:rPr>
+          <w:lang w:val="en-MY"/>
+        </w:rPr>
+      </w:pPr>
+    </w:p>
+    <w:p>
+      <w:pPr>
+        <w:rPr>
+          <w:lang w:val="en-MY"/>
+        </w:rPr>
+      </w:pPr>
+      <w:r>
+        <w:rPr>
+          <w:rFonts w:hint="eastAsia"/>
+          <w:lang w:val="en-MY"/>
+        </w:rPr>
+        <w:lastRenderedPageBreak/>
+        <w:t>7.AC自动机</w:t>
+      </w:r>
+    </w:p>
+    <w:p>
+      <w:pPr>
+        <w:rPr>
+          <w:lang w:val="en-MY"/>
+        </w:rPr>
+      </w:pPr>
+      <w:r>
+        <w:rPr>
+          <w:lang w:val="en-MY"/>
+        </w:rPr>
+        <w:drawing>
+          <wp:inline distT="0" distB="0" distL="0" distR="0" wp14:anchorId="306C3F66" wp14:editId="78DF9EF5">
+            <wp:extent cx="5274310" cy="7966075"/>
+            <wp:effectExtent l="0" t="0" r="2540" b="0"/>
+            <wp:docPr id="1382630927" name="图片 1"/>
+            <wp:cNvGraphicFramePr>
+              <a:graphicFrameLocks xmlns:a="http://schemas.openxmlformats.org/drawingml/2006/main" noChangeAspect="1"/>
+            </wp:cNvGraphicFramePr>
+            <a:graphic xmlns:a="http://schemas.openxmlformats.org/drawingml/2006/main">
+              <a:graphicData uri="http://schemas.openxmlformats.org/drawingml/2006/picture">
+                <pic:pic xmlns:pic="http://schemas.openxmlformats.org/drawingml/2006/picture">
+                  <pic:nvPicPr>
+                    <pic:cNvPr id="1382630927" name=""/>
+                    <pic:cNvPicPr/>
+                  </pic:nvPicPr>
+                  <pic:blipFill>
+                    <a:blip r:embed="rId29"/>
+                    <a:stretch>
+                      <a:fillRect/>
+                    </a:stretch>
+                  </pic:blipFill>
+                  <pic:spPr>
+                    <a:xfrm>
+                      <a:off x="0" y="0"/>
+                      <a:ext cx="5274310" cy="7966075"/>
+                    </a:xfrm>
+                    <a:prstGeom prst="rect">
+                      <a:avLst/>
+                    </a:prstGeom>
+                  </pic:spPr>
+                </pic:pic>
+              </a:graphicData>
+            </a:graphic>
+          </wp:inline>
+        </w:drawing>
+      </w:r>
+    </w:p>
+    <w:p>
+      <w:pPr>
+        <w:rPr>
+          <w:rFonts w:hint="eastAsia"/>
+          <w:lang w:val="en-MY"/>
+        </w:rPr>
+      </w:pPr>
+      <w:r>
+        <w:rPr>
+          <w:lang w:val="en-MY"/>
+        </w:rPr>
+        <w:lastRenderedPageBreak/>
+        <w:drawing>
+          <wp:inline distT="0" distB="0" distL="0" distR="0" wp14:anchorId="4F1D3060" wp14:editId="1DEC0F0F">
+            <wp:extent cx="5274310" cy="6066790"/>
+            <wp:effectExtent l="0" t="0" r="2540" b="0"/>
+            <wp:docPr id="253705111" name="图片 1"/>
+            <wp:cNvGraphicFramePr>
+              <a:graphicFrameLocks xmlns:a="http://schemas.openxmlformats.org/drawingml/2006/main" noChangeAspect="1"/>
+            </wp:cNvGraphicFramePr>
+            <a:graphic xmlns:a="http://schemas.openxmlformats.org/drawingml/2006/main">
+              <a:graphicData uri="http://schemas.openxmlformats.org/drawingml/2006/picture">
+                <pic:pic xmlns:pic="http://schemas.openxmlformats.org/drawingml/2006/picture">
+                  <pic:nvPicPr>
+                    <pic:cNvPr id="253705111" name=""/>
+                    <pic:cNvPicPr/>
+                  </pic:nvPicPr>
+                  <pic:blipFill>
+                    <a:blip r:embed="rId30"/>
+                    <a:stretch>
+                      <a:fillRect/>
+                    </a:stretch>
+                  </pic:blipFill>
+                  <pic:spPr>
+                    <a:xfrm>
+                      <a:off x="0" y="0"/>
+                      <a:ext cx="5274310" cy="6066790"/>
+                    </a:xfrm>
+                    <a:prstGeom prst="rect">
+                      <a:avLst/>
+                    </a:prstGeom>
+                  </pic:spPr>
+                </pic:pic>
+              </a:graphicData>
+            </a:graphic>
+          </wp:inline>
+        </w:drawing>
+      </w:r>
+    </w:p>
+    <w:p>
+      <w:pPr>
+        <w:widowControl/>
+        <w:rPr>
+          <w:lang w:val="en-MY"/>
+        </w:rPr>
+      </w:pPr>
+      <w:r>
+        <w:rPr>
+          <w:rFonts w:hint="eastAsia"/>
+          <w:lang w:val="en-MY"/>
+        </w:rPr>
+        <w:br w:type="page"/>
+      </w:r>
+    </w:p>
+    <w:p>
+      <w:pPr>
+        <w:widowControl/>
+        <w:rPr>
+          <w:lang w:val="en-MY"/>
+        </w:rPr>
+      </w:pPr>
+      <w:r>
+        <w:rPr>
+          <w:lang w:val="en-MY"/>
+        </w:rPr>
+        <w:lastRenderedPageBreak/>
+        <w:t>8.pbds</w:t>
+      </w:r>
+    </w:p>
+    <w:p>
+      <w:pPr>
+        <w:widowControl/>
+        <w:rPr>
+          <w:lang w:val="en-MY"/>
+        </w:rPr>
+      </w:pPr>
+      <w:r>
+        <w:rPr>
+          <w:lang w:val="en-MY"/>
+        </w:rPr>
+        <w:drawing>
+          <wp:inline distT="0" distB="0" distL="0" distR="0" wp14:anchorId="3E2A6D44" wp14:editId="771C2953">
+            <wp:extent cx="5274310" cy="351790"/>
+            <wp:effectExtent l="0" t="0" r="2540" b="0"/>
+            <wp:docPr id="1883560811" name="图片 1"/>
+            <wp:cNvGraphicFramePr>
+              <a:graphicFrameLocks xmlns:a="http://schemas.openxmlformats.org/drawingml/2006/main" noChangeAspect="1"/>
+            </wp:cNvGraphicFramePr>
+            <a:graphic xmlns:a="http://schemas.openxmlformats.org/drawingml/2006/main">
+              <a:graphicData uri="http://schemas.openxmlformats.org/drawingml/2006/picture">
+                <pic:pic xmlns:pic="http://schemas.openxmlformats.org/drawingml/2006/picture">
+                  <pic:nvPicPr>
+                    <pic:cNvPr id="1883560811" name=""/>
+                    <pic:cNvPicPr/>
+                  </pic:nvPicPr>
+                  <pic:blipFill>
+                    <a:blip r:embed="rId31"/>
+                    <a:stretch>
+                      <a:fillRect/>
+                    </a:stretch>
+                  </pic:blipFill>
+                  <pic:spPr>
+                    <a:xfrm>
+                      <a:off x="0" y="0"/>
+                      <a:ext cx="5274310" cy="351790"/>
+                    </a:xfrm>
+                    <a:prstGeom prst="rect">
+                      <a:avLst/>
+                    </a:prstGeom>
+                  </pic:spPr>
+                </pic:pic>
+              </a:graphicData>
+            </a:graphic>
+          </wp:inline>
+        </w:drawing>
+      </w:r>
+    </w:p>
+    <w:p>
+      <w:pPr>
+        <w:widowControl/>
+        <w:rPr>
+          <w:lang w:val="en-MY"/>
+        </w:rPr>
+      </w:pPr>
+    </w:p>
+    <w:p>
+      <w:pPr>
+        <w:rPr>
+          <w:rFonts w:hint="eastAsia"/>
+          <w:lang w:val="en-MY"/>
+        </w:rPr>
+      </w:pPr>
+      <w:r>
+        <w:rPr>
+          <w:rFonts w:hint="eastAsia"/>
+          <w:lang w:val="en-MY"/>
+        </w:rPr>
+        <w:t>图论</w:t>
+      </w:r>
+    </w:p>
+    <w:p>
+      <w:pPr>
+        <w:widowControl/>
+        <w:rPr>
+          <w:rFonts w:hint="eastAsia"/>
+          <w:lang w:val="en-MY"/>
+        </w:rPr>
+      </w:pPr>
+      <w:r>
+        <w:rPr>
+          <w:rFonts w:hint="eastAsia"/>
+          <w:lang w:val="en-MY"/>
+        </w:rPr>
+        <w:t>1</w:t>
+      </w:r>
+      <w:r>
+        <w:rPr>
+          <w:rFonts w:hint="eastAsia"/>
+          <w:lang w:val="en-MY"/>
+        </w:rPr>
+        <w:t>.倍增LCA</w:t>
       </w:r>
     </w:p>
     <w:p>
@@ -2420,7 +2890,7 @@
           <w:lang w:val="en-MY"/>
         </w:rPr>
         <w:drawing>
-          <wp:anchor distT="0" distB="0" distL="114300" distR="114300" simplePos="0" relativeHeight="251668480" behindDoc="0" locked="0" layoutInCell="1" allowOverlap="1" wp14:anchorId="1B595E33" wp14:editId="7DB859CE">
+          <wp:anchor distT="0" distB="0" distL="114300" distR="114300" simplePos="0" relativeHeight="251668480" behindDoc="0" locked="0" layoutInCell="1" allowOverlap="1" wp14:anchorId="1B595E33" wp14:editId="6518B48C">
             <wp:simplePos x="0" y="0"/>
             <wp:positionH relativeFrom="margin">
               <wp:align>left</wp:align>
@@ -2443,7 +2913,7 @@
                     <pic:cNvPicPr/>
                   </pic:nvPicPr>
                   <pic:blipFill>
-                    <a:blip r:embed="rId26" cstate="print">
+                    <a:blip r:embed="rId32" cstate="print">
                       <a:extLst>
                         <a:ext uri="{28A0092B-C50C-407E-A947-70E740481C1C}">
                           <a14:useLocalDpi xmlns:a14="http://schemas.microsoft.com/office/drawing/2010/main" val="0"/>
@@ -2573,6 +3043,22 @@
           <w:lang w:val="en-MY"/>
         </w:rPr>
       </w:pPr>
+    </w:p>
+    <w:p>
+      <w:pPr>
+        <w:widowControl/>
+        <w:rPr>
+          <w:rFonts w:hint="eastAsia"/>
+          <w:lang w:val="en-MY"/>
+        </w:rPr>
+      </w:pPr>
+      <w:r>
+        <w:rPr>
+          <w:rFonts w:hint="eastAsia"/>
+          <w:lang w:val="en-MY"/>
+        </w:rPr>
+        <w:br w:type="page"/>
+      </w:r>
     </w:p>
     <w:p>
       <w:pPr>
@@ -2611,7 +3097,7 @@
                     <pic:cNvPicPr/>
                   </pic:nvPicPr>
                   <pic:blipFill>
-                    <a:blip r:embed="rId27">
+                    <a:blip r:embed="rId33">
                       <a:extLst>
                         <a:ext uri="{28A0092B-C50C-407E-A947-70E740481C1C}">
                           <a14:useLocalDpi xmlns:a14="http://schemas.microsoft.com/office/drawing/2010/main" val="0"/>
@@ -2642,213 +3128,124 @@
           <w:rFonts w:hint="eastAsia"/>
           <w:lang w:val="en-MY"/>
         </w:rPr>
-        <w:t>8.Tarjan求LCA</w:t>
-      </w:r>
-    </w:p>
-    <w:p>
-      <w:pPr>
-        <w:rPr>
-          <w:rFonts w:hint="eastAsia"/>
-          <w:lang w:val="en-MY"/>
-        </w:rPr>
-      </w:pPr>
-    </w:p>
-    <w:p>
-      <w:pPr>
-        <w:rPr>
-          <w:rFonts w:hint="eastAsia"/>
-          <w:lang w:val="en-MY"/>
-        </w:rPr>
-      </w:pPr>
-    </w:p>
-    <w:p>
-      <w:pPr>
-        <w:rPr>
-          <w:rFonts w:hint="eastAsia"/>
-          <w:lang w:val="en-MY"/>
-        </w:rPr>
-      </w:pPr>
-    </w:p>
-    <w:p>
-      <w:pPr>
-        <w:rPr>
-          <w:rFonts w:hint="eastAsia"/>
-          <w:lang w:val="en-MY"/>
-        </w:rPr>
-      </w:pPr>
-    </w:p>
-    <w:p>
-      <w:pPr>
-        <w:rPr>
-          <w:rFonts w:hint="eastAsia"/>
-          <w:lang w:val="en-MY"/>
-        </w:rPr>
-      </w:pPr>
-    </w:p>
-    <w:p>
-      <w:pPr>
-        <w:rPr>
-          <w:rFonts w:hint="eastAsia"/>
-          <w:lang w:val="en-MY"/>
-        </w:rPr>
-      </w:pPr>
-    </w:p>
-    <w:p>
-      <w:pPr>
-        <w:rPr>
-          <w:rFonts w:hint="eastAsia"/>
-          <w:lang w:val="en-MY"/>
-        </w:rPr>
-      </w:pPr>
-    </w:p>
-    <w:p>
-      <w:pPr>
-        <w:rPr>
-          <w:rFonts w:hint="eastAsia"/>
-          <w:lang w:val="en-MY"/>
-        </w:rPr>
-      </w:pPr>
-    </w:p>
-    <w:p>
-      <w:pPr>
-        <w:rPr>
-          <w:rFonts w:hint="eastAsia"/>
-          <w:lang w:val="en-MY"/>
-        </w:rPr>
-      </w:pPr>
-    </w:p>
-    <w:p>
-      <w:pPr>
-        <w:rPr>
-          <w:rFonts w:hint="eastAsia"/>
-          <w:lang w:val="en-MY"/>
-        </w:rPr>
-      </w:pPr>
-    </w:p>
-    <w:p>
-      <w:pPr>
-        <w:rPr>
-          <w:rFonts w:hint="eastAsia"/>
-          <w:lang w:val="en-MY"/>
-        </w:rPr>
-      </w:pPr>
-    </w:p>
-    <w:p>
-      <w:pPr>
-        <w:rPr>
-          <w:rFonts w:hint="eastAsia"/>
-          <w:lang w:val="en-MY"/>
-        </w:rPr>
-      </w:pPr>
-    </w:p>
-    <w:p>
-      <w:pPr>
-        <w:rPr>
-          <w:rFonts w:hint="eastAsia"/>
-          <w:lang w:val="en-MY"/>
-        </w:rPr>
-      </w:pPr>
-    </w:p>
-    <w:p>
-      <w:pPr>
-        <w:rPr>
-          <w:rFonts w:hint="eastAsia"/>
-          <w:lang w:val="en-MY"/>
-        </w:rPr>
-      </w:pPr>
-    </w:p>
-    <w:p>
-      <w:pPr>
-        <w:rPr>
-          <w:rFonts w:hint="eastAsia"/>
-          <w:lang w:val="en-MY"/>
-        </w:rPr>
-      </w:pPr>
-    </w:p>
-    <w:p>
-      <w:pPr>
-        <w:rPr>
-          <w:rFonts w:hint="eastAsia"/>
-          <w:lang w:val="en-MY"/>
-        </w:rPr>
-      </w:pPr>
-    </w:p>
-    <w:p>
-      <w:pPr>
-        <w:rPr>
-          <w:rFonts w:hint="eastAsia"/>
-          <w:lang w:val="en-MY"/>
-        </w:rPr>
-      </w:pPr>
-    </w:p>
-    <w:p>
-      <w:pPr>
-        <w:rPr>
-          <w:rFonts w:hint="eastAsia"/>
-          <w:lang w:val="en-MY"/>
-        </w:rPr>
-      </w:pPr>
-    </w:p>
-    <w:p>
-      <w:pPr>
-        <w:rPr>
-          <w:rFonts w:hint="eastAsia"/>
-          <w:lang w:val="en-MY"/>
-        </w:rPr>
-      </w:pPr>
-    </w:p>
-    <w:p>
-      <w:pPr>
-        <w:rPr>
-          <w:lang w:val="en-MY"/>
-        </w:rPr>
-      </w:pPr>
-    </w:p>
-    <w:p>
-      <w:pPr>
-        <w:rPr>
-          <w:lang w:val="en-MY"/>
-        </w:rPr>
-      </w:pPr>
-    </w:p>
-    <w:p>
-      <w:pPr>
-        <w:rPr>
-          <w:lang w:val="en-MY"/>
-        </w:rPr>
-      </w:pPr>
-    </w:p>
-    <w:p>
-      <w:pPr>
-        <w:rPr>
-          <w:lang w:val="en-MY"/>
-        </w:rPr>
-      </w:pPr>
-    </w:p>
-    <w:p>
-      <w:pPr>
-        <w:rPr>
-          <w:lang w:val="en-MY"/>
-        </w:rPr>
-      </w:pPr>
-    </w:p>
-    <w:p>
-      <w:pPr>
-        <w:rPr>
-          <w:lang w:val="en-MY"/>
-        </w:rPr>
-      </w:pPr>
-    </w:p>
-    <w:p>
-      <w:pPr>
-        <w:rPr>
-          <w:lang w:val="en-MY"/>
-        </w:rPr>
-      </w:pPr>
-    </w:p>
-    <w:p>
-      <w:pPr>
-        <w:rPr>
+        <w:t>2</w:t>
+      </w:r>
+      <w:r>
+        <w:rPr>
+          <w:rFonts w:hint="eastAsia"/>
+          <w:lang w:val="en-MY"/>
+        </w:rPr>
+        <w:t>.Tarjan求LCA</w:t>
+      </w:r>
+    </w:p>
+    <w:p>
+      <w:pPr>
+        <w:rPr>
+          <w:rFonts w:hint="eastAsia"/>
+          <w:lang w:val="en-MY"/>
+        </w:rPr>
+      </w:pPr>
+    </w:p>
+    <w:p>
+      <w:pPr>
+        <w:rPr>
+          <w:rFonts w:hint="eastAsia"/>
+          <w:lang w:val="en-MY"/>
+        </w:rPr>
+      </w:pPr>
+    </w:p>
+    <w:p>
+      <w:pPr>
+        <w:rPr>
+          <w:rFonts w:hint="eastAsia"/>
+          <w:lang w:val="en-MY"/>
+        </w:rPr>
+      </w:pPr>
+    </w:p>
+    <w:p>
+      <w:pPr>
+        <w:rPr>
+          <w:rFonts w:hint="eastAsia"/>
+          <w:lang w:val="en-MY"/>
+        </w:rPr>
+      </w:pPr>
+    </w:p>
+    <w:p>
+      <w:pPr>
+        <w:rPr>
+          <w:rFonts w:hint="eastAsia"/>
+          <w:lang w:val="en-MY"/>
+        </w:rPr>
+      </w:pPr>
+    </w:p>
+    <w:p>
+      <w:pPr>
+        <w:rPr>
+          <w:rFonts w:hint="eastAsia"/>
+          <w:lang w:val="en-MY"/>
+        </w:rPr>
+      </w:pPr>
+    </w:p>
+    <w:p>
+      <w:pPr>
+        <w:rPr>
+          <w:rFonts w:hint="eastAsia"/>
+          <w:lang w:val="en-MY"/>
+        </w:rPr>
+      </w:pPr>
+    </w:p>
+    <w:p>
+      <w:pPr>
+        <w:rPr>
+          <w:rFonts w:hint="eastAsia"/>
+          <w:lang w:val="en-MY"/>
+        </w:rPr>
+      </w:pPr>
+    </w:p>
+    <w:p>
+      <w:pPr>
+        <w:rPr>
+          <w:rFonts w:hint="eastAsia"/>
+          <w:lang w:val="en-MY"/>
+        </w:rPr>
+      </w:pPr>
+    </w:p>
+    <w:p>
+      <w:pPr>
+        <w:rPr>
+          <w:rFonts w:hint="eastAsia"/>
+          <w:lang w:val="en-MY"/>
+        </w:rPr>
+      </w:pPr>
+    </w:p>
+    <w:p>
+      <w:pPr>
+        <w:rPr>
+          <w:rFonts w:hint="eastAsia"/>
+          <w:lang w:val="en-MY"/>
+        </w:rPr>
+      </w:pPr>
+    </w:p>
+    <w:p>
+      <w:pPr>
+        <w:widowControl/>
+        <w:rPr>
+          <w:rFonts w:hint="eastAsia"/>
+          <w:lang w:val="en-MY"/>
+        </w:rPr>
+      </w:pPr>
+      <w:r>
+        <w:rPr>
+          <w:rFonts w:hint="eastAsia"/>
+          <w:lang w:val="en-MY"/>
+        </w:rPr>
+        <w:br w:type="page"/>
+      </w:r>
+    </w:p>
+    <w:p>
+      <w:pPr>
+        <w:rPr>
+          <w:rFonts w:hint="eastAsia"/>
           <w:lang w:val="en-MY"/>
         </w:rPr>
       </w:pPr>
@@ -2858,7 +3255,14 @@
           <w:lang w:val="en-MY"/>
         </w:rPr>
         <w:lastRenderedPageBreak/>
-        <w:t>9.</w:t>
+        <w:t>3</w:t>
+      </w:r>
+      <w:r>
+        <w:rPr>
+          <w:rFonts w:hint="eastAsia"/>
+          <w:lang w:val="en-MY"/>
+        </w:rPr>
+        <w:t>.</w:t>
       </w:r>
       <w:proofErr w:type="gramStart"/>
       <w:r>
@@ -2886,6 +3290,7 @@
       </w:pPr>
       <w:r>
         <w:rPr>
+          <w:noProof/>
           <w:lang w:val="en-MY"/>
         </w:rPr>
         <w:drawing>
@@ -2912,7 +3317,7 @@
                     <pic:cNvPicPr/>
                   </pic:nvPicPr>
                   <pic:blipFill>
-                    <a:blip r:embed="rId28">
+                    <a:blip r:embed="rId34">
                       <a:extLst>
                         <a:ext uri="{28A0092B-C50C-407E-A947-70E740481C1C}">
                           <a14:useLocalDpi xmlns:a14="http://schemas.microsoft.com/office/drawing/2010/main" val="0"/>
@@ -2982,143 +3387,90 @@
     <w:p>
       <w:pPr>
         <w:rPr>
-          <w:lang w:val="en-MY"/>
-        </w:rPr>
-      </w:pPr>
-    </w:p>
-    <w:p>
-      <w:pPr>
-        <w:rPr>
-          <w:lang w:val="en-MY"/>
-        </w:rPr>
-      </w:pPr>
-    </w:p>
-    <w:p>
-      <w:pPr>
-        <w:rPr>
-          <w:lang w:val="en-MY"/>
-        </w:rPr>
-      </w:pPr>
-    </w:p>
-    <w:p>
-      <w:pPr>
-        <w:rPr>
-          <w:lang w:val="en-MY"/>
-        </w:rPr>
-      </w:pPr>
-    </w:p>
-    <w:p>
-      <w:pPr>
-        <w:rPr>
-          <w:lang w:val="en-MY"/>
-        </w:rPr>
-      </w:pPr>
-    </w:p>
-    <w:p>
-      <w:pPr>
-        <w:rPr>
-          <w:lang w:val="en-MY"/>
-        </w:rPr>
-      </w:pPr>
-    </w:p>
-    <w:p>
-      <w:pPr>
-        <w:rPr>
-          <w:lang w:val="en-MY"/>
-        </w:rPr>
-      </w:pPr>
-    </w:p>
-    <w:p>
-      <w:pPr>
-        <w:rPr>
-          <w:lang w:val="en-MY"/>
-        </w:rPr>
-      </w:pPr>
-    </w:p>
-    <w:p>
-      <w:pPr>
-        <w:rPr>
-          <w:rFonts w:hint="eastAsia"/>
-          <w:lang w:val="en-MY"/>
-        </w:rPr>
-      </w:pPr>
-    </w:p>
-    <w:p>
-      <w:pPr>
-        <w:rPr>
-          <w:lang w:val="en-MY"/>
-        </w:rPr>
-      </w:pPr>
-    </w:p>
-    <w:p>
-      <w:pPr>
-        <w:rPr>
-          <w:lang w:val="en-MY"/>
-        </w:rPr>
-      </w:pPr>
-    </w:p>
-    <w:p>
-      <w:pPr>
-        <w:rPr>
-          <w:lang w:val="en-MY"/>
-        </w:rPr>
-      </w:pPr>
-    </w:p>
-    <w:p>
-      <w:pPr>
-        <w:rPr>
-          <w:lang w:val="en-MY"/>
-        </w:rPr>
-      </w:pPr>
-    </w:p>
-    <w:p>
-      <w:pPr>
-        <w:rPr>
-          <w:lang w:val="en-MY"/>
-        </w:rPr>
-      </w:pPr>
-    </w:p>
-    <w:p>
-      <w:pPr>
-        <w:rPr>
-          <w:lang w:val="en-MY"/>
-        </w:rPr>
-      </w:pPr>
-    </w:p>
-    <w:p>
-      <w:pPr>
-        <w:rPr>
-          <w:lang w:val="en-MY"/>
-        </w:rPr>
-      </w:pPr>
-    </w:p>
-    <w:p>
-      <w:pPr>
-        <w:rPr>
-          <w:lang w:val="en-MY"/>
-        </w:rPr>
-      </w:pPr>
-    </w:p>
-    <w:p>
-      <w:pPr>
-        <w:rPr>
-          <w:lang w:val="en-MY"/>
-        </w:rPr>
-      </w:pPr>
-    </w:p>
-    <w:p>
-      <w:pPr>
-        <w:rPr>
-          <w:lang w:val="en-MY"/>
-        </w:rPr>
-      </w:pPr>
-    </w:p>
-    <w:p>
-      <w:pPr>
-        <w:rPr>
-          <w:lang w:val="en-MY"/>
-        </w:rPr>
-      </w:pPr>
+          <w:rFonts w:hint="eastAsia"/>
+          <w:lang w:val="en-MY"/>
+        </w:rPr>
+      </w:pPr>
+    </w:p>
+    <w:p>
+      <w:pPr>
+        <w:rPr>
+          <w:rFonts w:hint="eastAsia"/>
+          <w:lang w:val="en-MY"/>
+        </w:rPr>
+      </w:pPr>
+    </w:p>
+    <w:p>
+      <w:pPr>
+        <w:rPr>
+          <w:rFonts w:hint="eastAsia"/>
+          <w:lang w:val="en-MY"/>
+        </w:rPr>
+      </w:pPr>
+    </w:p>
+    <w:p>
+      <w:pPr>
+        <w:rPr>
+          <w:rFonts w:hint="eastAsia"/>
+          <w:lang w:val="en-MY"/>
+        </w:rPr>
+      </w:pPr>
+    </w:p>
+    <w:p>
+      <w:pPr>
+        <w:rPr>
+          <w:rFonts w:hint="eastAsia"/>
+          <w:lang w:val="en-MY"/>
+        </w:rPr>
+      </w:pPr>
+    </w:p>
+    <w:p>
+      <w:pPr>
+        <w:rPr>
+          <w:rFonts w:hint="eastAsia"/>
+          <w:lang w:val="en-MY"/>
+        </w:rPr>
+      </w:pPr>
+    </w:p>
+    <w:p>
+      <w:pPr>
+        <w:rPr>
+          <w:rFonts w:hint="eastAsia"/>
+          <w:lang w:val="en-MY"/>
+        </w:rPr>
+      </w:pPr>
+    </w:p>
+    <w:p>
+      <w:pPr>
+        <w:rPr>
+          <w:rFonts w:hint="eastAsia"/>
+          <w:lang w:val="en-MY"/>
+        </w:rPr>
+      </w:pPr>
+    </w:p>
+    <w:p>
+      <w:pPr>
+        <w:rPr>
+          <w:rFonts w:hint="eastAsia"/>
+          <w:lang w:val="en-MY"/>
+        </w:rPr>
+      </w:pPr>
+    </w:p>
+    <w:p>
+      <w:pPr>
+        <w:widowControl/>
+        <w:rPr>
+          <w:rFonts w:hint="eastAsia"/>
+          <w:lang w:val="en-MY"/>
+        </w:rPr>
+      </w:pPr>
+      <w:r>
+        <w:rPr>
+          <w:rFonts w:hint="eastAsia"/>
+          <w:lang w:val="en-MY"/>
+        </w:rPr>
+        <w:br w:type="page"/>
+      </w:r>
     </w:p>
     <w:p>
       <w:pPr>
@@ -3133,7 +3485,7 @@
           <w:lang w:val="en-MY"/>
         </w:rPr>
         <w:lastRenderedPageBreak/>
-        <w:t>10</w:t>
+        <w:t>4</w:t>
       </w:r>
       <w:r>
         <w:rPr>
@@ -3195,7 +3547,7 @@
                     <pic:cNvPicPr/>
                   </pic:nvPicPr>
                   <pic:blipFill>
-                    <a:blip r:embed="rId29">
+                    <a:blip r:embed="rId35">
                       <a:extLst>
                         <a:ext uri="{28A0092B-C50C-407E-A947-70E740481C1C}">
                           <a14:useLocalDpi xmlns:a14="http://schemas.microsoft.com/office/drawing/2010/main" val="0"/>
@@ -3310,11 +3662,1058 @@
     </w:p>
     <w:p>
       <w:pPr>
-        <w:rPr>
-          <w:rFonts w:hint="eastAsia"/>
-          <w:lang w:val="en-MY"/>
-        </w:rPr>
-      </w:pPr>
+        <w:widowControl/>
+        <w:rPr>
+          <w:rFonts w:hint="eastAsia"/>
+          <w:lang w:val="en-MY"/>
+        </w:rPr>
+      </w:pPr>
+      <w:r>
+        <w:rPr>
+          <w:rFonts w:hint="eastAsia"/>
+          <w:lang w:val="en-MY"/>
+        </w:rPr>
+        <w:br w:type="page"/>
+      </w:r>
+    </w:p>
+    <w:p>
+      <w:pPr>
+        <w:rPr>
+          <w:lang w:val="en-MY"/>
+        </w:rPr>
+      </w:pPr>
+      <w:r>
+        <w:rPr>
+          <w:rFonts w:hint="eastAsia"/>
+          <w:lang w:val="en-MY"/>
+        </w:rPr>
+        <w:lastRenderedPageBreak/>
+        <w:t>5.1求解树的重心</w:t>
+      </w:r>
+    </w:p>
+    <w:p>
+      <w:pPr>
+        <w:rPr>
+          <w:lang w:val="en-MY"/>
+        </w:rPr>
+      </w:pPr>
+      <w:r>
+        <w:rPr>
+          <w:lang w:val="en-MY"/>
+        </w:rPr>
+        <w:drawing>
+          <wp:inline distT="0" distB="0" distL="0" distR="0" wp14:anchorId="7E8625A6" wp14:editId="771B604C">
+            <wp:extent cx="5274310" cy="4222115"/>
+            <wp:effectExtent l="0" t="0" r="2540" b="6985"/>
+            <wp:docPr id="724881460" name="图片 1"/>
+            <wp:cNvGraphicFramePr>
+              <a:graphicFrameLocks xmlns:a="http://schemas.openxmlformats.org/drawingml/2006/main" noChangeAspect="1"/>
+            </wp:cNvGraphicFramePr>
+            <a:graphic xmlns:a="http://schemas.openxmlformats.org/drawingml/2006/main">
+              <a:graphicData uri="http://schemas.openxmlformats.org/drawingml/2006/picture">
+                <pic:pic xmlns:pic="http://schemas.openxmlformats.org/drawingml/2006/picture">
+                  <pic:nvPicPr>
+                    <pic:cNvPr id="724881460" name=""/>
+                    <pic:cNvPicPr/>
+                  </pic:nvPicPr>
+                  <pic:blipFill>
+                    <a:blip r:embed="rId36"/>
+                    <a:stretch>
+                      <a:fillRect/>
+                    </a:stretch>
+                  </pic:blipFill>
+                  <pic:spPr>
+                    <a:xfrm>
+                      <a:off x="0" y="0"/>
+                      <a:ext cx="5274310" cy="4222115"/>
+                    </a:xfrm>
+                    <a:prstGeom prst="rect">
+                      <a:avLst/>
+                    </a:prstGeom>
+                  </pic:spPr>
+                </pic:pic>
+              </a:graphicData>
+            </a:graphic>
+          </wp:inline>
+        </w:drawing>
+      </w:r>
+    </w:p>
+    <w:p>
+      <w:pPr>
+        <w:widowControl/>
+        <w:rPr>
+          <w:rFonts w:hint="eastAsia"/>
+          <w:lang w:val="en-MY"/>
+        </w:rPr>
+      </w:pPr>
+      <w:r>
+        <w:rPr>
+          <w:rFonts w:hint="eastAsia"/>
+          <w:lang w:val="en-MY"/>
+        </w:rPr>
+        <w:br w:type="page"/>
+      </w:r>
+    </w:p>
+    <w:p>
+      <w:pPr>
+        <w:rPr>
+          <w:rFonts w:hint="eastAsia"/>
+          <w:lang w:val="en-MY"/>
+        </w:rPr>
+      </w:pPr>
+      <w:r>
+        <w:rPr>
+          <w:rFonts w:hint="eastAsia"/>
+          <w:lang w:val="en-MY"/>
+        </w:rPr>
+        <w:lastRenderedPageBreak/>
+        <w:t>5.2求解所有子树的重心</w:t>
+      </w:r>
+      <w:r>
+        <w:rPr>
+          <w:lang w:val="en-MY"/>
+        </w:rPr>
+        <w:drawing>
+          <wp:inline distT="0" distB="0" distL="0" distR="0" wp14:anchorId="2564CCEA" wp14:editId="0F1FB201">
+            <wp:extent cx="5274310" cy="6821170"/>
+            <wp:effectExtent l="0" t="0" r="2540" b="0"/>
+            <wp:docPr id="855868485" name="图片 1"/>
+            <wp:cNvGraphicFramePr>
+              <a:graphicFrameLocks xmlns:a="http://schemas.openxmlformats.org/drawingml/2006/main" noChangeAspect="1"/>
+            </wp:cNvGraphicFramePr>
+            <a:graphic xmlns:a="http://schemas.openxmlformats.org/drawingml/2006/main">
+              <a:graphicData uri="http://schemas.openxmlformats.org/drawingml/2006/picture">
+                <pic:pic xmlns:pic="http://schemas.openxmlformats.org/drawingml/2006/picture">
+                  <pic:nvPicPr>
+                    <pic:cNvPr id="855868485" name=""/>
+                    <pic:cNvPicPr/>
+                  </pic:nvPicPr>
+                  <pic:blipFill>
+                    <a:blip r:embed="rId37"/>
+                    <a:stretch>
+                      <a:fillRect/>
+                    </a:stretch>
+                  </pic:blipFill>
+                  <pic:spPr>
+                    <a:xfrm>
+                      <a:off x="0" y="0"/>
+                      <a:ext cx="5274310" cy="6821170"/>
+                    </a:xfrm>
+                    <a:prstGeom prst="rect">
+                      <a:avLst/>
+                    </a:prstGeom>
+                  </pic:spPr>
+                </pic:pic>
+              </a:graphicData>
+            </a:graphic>
+          </wp:inline>
+        </w:drawing>
+      </w:r>
+    </w:p>
+    <w:p>
+      <w:pPr>
+        <w:widowControl/>
+        <w:rPr>
+          <w:rFonts w:hint="eastAsia"/>
+          <w:lang w:val="en-MY"/>
+        </w:rPr>
+      </w:pPr>
+      <w:r>
+        <w:rPr>
+          <w:rFonts w:hint="eastAsia"/>
+          <w:lang w:val="en-MY"/>
+        </w:rPr>
+        <w:br w:type="page"/>
+      </w:r>
+    </w:p>
+    <w:p>
+      <w:pPr>
+        <w:rPr>
+          <w:lang w:val="en-MY"/>
+        </w:rPr>
+      </w:pPr>
+      <w:r>
+        <w:rPr>
+          <w:rFonts w:hint="eastAsia"/>
+          <w:lang w:val="en-MY"/>
+        </w:rPr>
+        <w:lastRenderedPageBreak/>
+        <w:t>6.求解树的中心</w:t>
+      </w:r>
+    </w:p>
+    <w:p>
+      <w:pPr>
+        <w:rPr>
+          <w:rFonts w:hint="eastAsia"/>
+          <w:lang w:val="en-MY"/>
+        </w:rPr>
+      </w:pPr>
+      <w:r>
+        <w:rPr>
+          <w:lang w:val="en-MY"/>
+        </w:rPr>
+        <w:drawing>
+          <wp:inline distT="0" distB="0" distL="0" distR="0" wp14:anchorId="7A67FF97" wp14:editId="2A5D4695">
+            <wp:extent cx="4816929" cy="8406438"/>
+            <wp:effectExtent l="0" t="0" r="3175" b="0"/>
+            <wp:docPr id="119223783" name="图片 1"/>
+            <wp:cNvGraphicFramePr>
+              <a:graphicFrameLocks xmlns:a="http://schemas.openxmlformats.org/drawingml/2006/main" noChangeAspect="1"/>
+            </wp:cNvGraphicFramePr>
+            <a:graphic xmlns:a="http://schemas.openxmlformats.org/drawingml/2006/main">
+              <a:graphicData uri="http://schemas.openxmlformats.org/drawingml/2006/picture">
+                <pic:pic xmlns:pic="http://schemas.openxmlformats.org/drawingml/2006/picture">
+                  <pic:nvPicPr>
+                    <pic:cNvPr id="119223783" name=""/>
+                    <pic:cNvPicPr/>
+                  </pic:nvPicPr>
+                  <pic:blipFill>
+                    <a:blip r:embed="rId38"/>
+                    <a:stretch>
+                      <a:fillRect/>
+                    </a:stretch>
+                  </pic:blipFill>
+                  <pic:spPr>
+                    <a:xfrm>
+                      <a:off x="0" y="0"/>
+                      <a:ext cx="4818655" cy="8409450"/>
+                    </a:xfrm>
+                    <a:prstGeom prst="rect">
+                      <a:avLst/>
+                    </a:prstGeom>
+                  </pic:spPr>
+                </pic:pic>
+              </a:graphicData>
+            </a:graphic>
+          </wp:inline>
+        </w:drawing>
+      </w:r>
+    </w:p>
+    <w:p>
+      <w:pPr>
+        <w:widowControl/>
+        <w:rPr>
+          <w:lang w:val="en-MY"/>
+        </w:rPr>
+      </w:pPr>
+      <w:r>
+        <w:rPr>
+          <w:rFonts w:hint="eastAsia"/>
+          <w:lang w:val="en-MY"/>
+        </w:rPr>
+        <w:lastRenderedPageBreak/>
+        <w:t>7.1 DP法求解树的直径</w:t>
+      </w:r>
+    </w:p>
+    <w:p>
+      <w:pPr>
+        <w:widowControl/>
+        <w:rPr>
+          <w:lang w:val="en-MY"/>
+        </w:rPr>
+      </w:pPr>
+      <w:r>
+        <w:rPr>
+          <w:lang w:val="en-MY"/>
+        </w:rPr>
+        <w:drawing>
+          <wp:inline distT="0" distB="0" distL="0" distR="0" wp14:anchorId="6111C75E" wp14:editId="65DBBF46">
+            <wp:extent cx="5274310" cy="4171315"/>
+            <wp:effectExtent l="0" t="0" r="2540" b="635"/>
+            <wp:docPr id="925446996" name="图片 1"/>
+            <wp:cNvGraphicFramePr>
+              <a:graphicFrameLocks xmlns:a="http://schemas.openxmlformats.org/drawingml/2006/main" noChangeAspect="1"/>
+            </wp:cNvGraphicFramePr>
+            <a:graphic xmlns:a="http://schemas.openxmlformats.org/drawingml/2006/main">
+              <a:graphicData uri="http://schemas.openxmlformats.org/drawingml/2006/picture">
+                <pic:pic xmlns:pic="http://schemas.openxmlformats.org/drawingml/2006/picture">
+                  <pic:nvPicPr>
+                    <pic:cNvPr id="925446996" name=""/>
+                    <pic:cNvPicPr/>
+                  </pic:nvPicPr>
+                  <pic:blipFill>
+                    <a:blip r:embed="rId39"/>
+                    <a:stretch>
+                      <a:fillRect/>
+                    </a:stretch>
+                  </pic:blipFill>
+                  <pic:spPr>
+                    <a:xfrm>
+                      <a:off x="0" y="0"/>
+                      <a:ext cx="5274310" cy="4171315"/>
+                    </a:xfrm>
+                    <a:prstGeom prst="rect">
+                      <a:avLst/>
+                    </a:prstGeom>
+                  </pic:spPr>
+                </pic:pic>
+              </a:graphicData>
+            </a:graphic>
+          </wp:inline>
+        </w:drawing>
+      </w:r>
+    </w:p>
+    <w:p>
+      <w:pPr>
+        <w:widowControl/>
+        <w:rPr>
+          <w:lang w:val="en-MY"/>
+        </w:rPr>
+      </w:pPr>
+      <w:r>
+        <w:rPr>
+          <w:rFonts w:hint="eastAsia"/>
+          <w:lang w:val="en-MY"/>
+        </w:rPr>
+        <w:t>7.2贪心法求解树的直径（需要访问最长链时使用）</w:t>
+      </w:r>
+    </w:p>
+    <w:p>
+      <w:pPr>
+        <w:widowControl/>
+        <w:rPr>
+          <w:rFonts w:hint="eastAsia"/>
+          <w:lang w:val="en-MY"/>
+        </w:rPr>
+      </w:pPr>
+      <w:r>
+        <w:rPr>
+          <w:lang w:val="en-MY"/>
+        </w:rPr>
+        <w:drawing>
+          <wp:inline distT="0" distB="0" distL="0" distR="0" wp14:anchorId="6B1556C8" wp14:editId="49168ACC">
+            <wp:extent cx="5274310" cy="2582545"/>
+            <wp:effectExtent l="0" t="0" r="2540" b="8255"/>
+            <wp:docPr id="1736624993" name="图片 1"/>
+            <wp:cNvGraphicFramePr>
+              <a:graphicFrameLocks xmlns:a="http://schemas.openxmlformats.org/drawingml/2006/main" noChangeAspect="1"/>
+            </wp:cNvGraphicFramePr>
+            <a:graphic xmlns:a="http://schemas.openxmlformats.org/drawingml/2006/main">
+              <a:graphicData uri="http://schemas.openxmlformats.org/drawingml/2006/picture">
+                <pic:pic xmlns:pic="http://schemas.openxmlformats.org/drawingml/2006/picture">
+                  <pic:nvPicPr>
+                    <pic:cNvPr id="1736624993" name=""/>
+                    <pic:cNvPicPr/>
+                  </pic:nvPicPr>
+                  <pic:blipFill>
+                    <a:blip r:embed="rId40"/>
+                    <a:stretch>
+                      <a:fillRect/>
+                    </a:stretch>
+                  </pic:blipFill>
+                  <pic:spPr>
+                    <a:xfrm>
+                      <a:off x="0" y="0"/>
+                      <a:ext cx="5274310" cy="2582545"/>
+                    </a:xfrm>
+                    <a:prstGeom prst="rect">
+                      <a:avLst/>
+                    </a:prstGeom>
+                  </pic:spPr>
+                </pic:pic>
+              </a:graphicData>
+            </a:graphic>
+          </wp:inline>
+        </w:drawing>
+      </w:r>
+    </w:p>
+    <w:p>
+      <w:pPr>
+        <w:widowControl/>
+        <w:rPr>
+          <w:rFonts w:hint="eastAsia"/>
+          <w:lang w:val="en-MY"/>
+        </w:rPr>
+      </w:pPr>
+      <w:r>
+        <w:rPr>
+          <w:rFonts w:hint="eastAsia"/>
+          <w:lang w:val="en-MY"/>
+        </w:rPr>
+        <w:br w:type="page"/>
+      </w:r>
+    </w:p>
+    <w:p>
+      <w:pPr>
+        <w:widowControl/>
+        <w:rPr>
+          <w:lang w:val="en-MY"/>
+        </w:rPr>
+      </w:pPr>
+      <w:r>
+        <w:rPr>
+          <w:lang w:val="en-MY"/>
+        </w:rPr>
+        <w:lastRenderedPageBreak/>
+        <w:t>8.</w:t>
+      </w:r>
+      <w:r>
+        <w:rPr>
+          <w:rFonts w:hint="eastAsia"/>
+          <w:lang w:val="en-MY"/>
+        </w:rPr>
+        <w:t>求解有向图强连通分量（SCC）</w:t>
+      </w:r>
+    </w:p>
+    <w:p>
+      <w:pPr>
+        <w:widowControl/>
+        <w:rPr>
+          <w:lang w:val="en-MY"/>
+        </w:rPr>
+      </w:pPr>
+      <w:r>
+        <w:rPr>
+          <w:lang w:val="en-MY"/>
+        </w:rPr>
+        <w:drawing>
+          <wp:inline distT="0" distB="0" distL="0" distR="0" wp14:anchorId="6450B90D" wp14:editId="40829F4A">
+            <wp:extent cx="3624943" cy="8228485"/>
+            <wp:effectExtent l="0" t="0" r="0" b="1270"/>
+            <wp:docPr id="1876667470" name="图片 1"/>
+            <wp:cNvGraphicFramePr>
+              <a:graphicFrameLocks xmlns:a="http://schemas.openxmlformats.org/drawingml/2006/main" noChangeAspect="1"/>
+            </wp:cNvGraphicFramePr>
+            <a:graphic xmlns:a="http://schemas.openxmlformats.org/drawingml/2006/main">
+              <a:graphicData uri="http://schemas.openxmlformats.org/drawingml/2006/picture">
+                <pic:pic xmlns:pic="http://schemas.openxmlformats.org/drawingml/2006/picture">
+                  <pic:nvPicPr>
+                    <pic:cNvPr id="1876667470" name=""/>
+                    <pic:cNvPicPr/>
+                  </pic:nvPicPr>
+                  <pic:blipFill>
+                    <a:blip r:embed="rId41"/>
+                    <a:stretch>
+                      <a:fillRect/>
+                    </a:stretch>
+                  </pic:blipFill>
+                  <pic:spPr>
+                    <a:xfrm>
+                      <a:off x="0" y="0"/>
+                      <a:ext cx="3624943" cy="8228485"/>
+                    </a:xfrm>
+                    <a:prstGeom prst="rect">
+                      <a:avLst/>
+                    </a:prstGeom>
+                  </pic:spPr>
+                </pic:pic>
+              </a:graphicData>
+            </a:graphic>
+          </wp:inline>
+        </w:drawing>
+      </w:r>
+    </w:p>
+    <w:p>
+      <w:pPr>
+        <w:widowControl/>
+        <w:rPr>
+          <w:lang w:val="en-MY"/>
+        </w:rPr>
+      </w:pPr>
+      <w:r>
+        <w:rPr>
+          <w:rFonts w:hint="eastAsia"/>
+          <w:lang w:val="en-MY"/>
+        </w:rPr>
+        <w:lastRenderedPageBreak/>
+        <w:t>9.求解</w:t>
+      </w:r>
+      <w:proofErr w:type="gramStart"/>
+      <w:r>
+        <w:rPr>
+          <w:rFonts w:hint="eastAsia"/>
+          <w:lang w:val="en-MY"/>
+        </w:rPr>
+        <w:t>无向图边双连通</w:t>
+      </w:r>
+      <w:proofErr w:type="gramEnd"/>
+      <w:r>
+        <w:rPr>
+          <w:rFonts w:hint="eastAsia"/>
+          <w:lang w:val="en-MY"/>
+        </w:rPr>
+        <w:t>分量（带有防重边）</w:t>
+      </w:r>
+    </w:p>
+    <w:p>
+      <w:pPr>
+        <w:widowControl/>
+        <w:rPr>
+          <w:lang w:val="en-MY"/>
+        </w:rPr>
+      </w:pPr>
+      <w:r>
+        <w:rPr>
+          <w:noProof/>
+        </w:rPr>
+        <w:drawing>
+          <wp:inline distT="0" distB="0" distL="0" distR="0" wp14:anchorId="62FCFD72" wp14:editId="3EA8DFED">
+            <wp:extent cx="3951514" cy="8300261"/>
+            <wp:effectExtent l="0" t="0" r="0" b="5715"/>
+            <wp:docPr id="1566828211" name="图片 1"/>
+            <wp:cNvGraphicFramePr>
+              <a:graphicFrameLocks xmlns:a="http://schemas.openxmlformats.org/drawingml/2006/main" noChangeAspect="1"/>
+            </wp:cNvGraphicFramePr>
+            <a:graphic xmlns:a="http://schemas.openxmlformats.org/drawingml/2006/main">
+              <a:graphicData uri="http://schemas.openxmlformats.org/drawingml/2006/picture">
+                <pic:pic xmlns:pic="http://schemas.openxmlformats.org/drawingml/2006/picture">
+                  <pic:nvPicPr>
+                    <pic:cNvPr id="1566828211" name=""/>
+                    <pic:cNvPicPr/>
+                  </pic:nvPicPr>
+                  <pic:blipFill>
+                    <a:blip r:embed="rId42"/>
+                    <a:stretch>
+                      <a:fillRect/>
+                    </a:stretch>
+                  </pic:blipFill>
+                  <pic:spPr>
+                    <a:xfrm>
+                      <a:off x="0" y="0"/>
+                      <a:ext cx="3956122" cy="8309939"/>
+                    </a:xfrm>
+                    <a:prstGeom prst="rect">
+                      <a:avLst/>
+                    </a:prstGeom>
+                  </pic:spPr>
+                </pic:pic>
+              </a:graphicData>
+            </a:graphic>
+          </wp:inline>
+        </w:drawing>
+      </w:r>
+    </w:p>
+    <w:p>
+      <w:pPr>
+        <w:widowControl/>
+        <w:rPr>
+          <w:lang w:val="en-MY"/>
+        </w:rPr>
+      </w:pPr>
+      <w:r>
+        <w:rPr>
+          <w:rFonts w:hint="eastAsia"/>
+          <w:lang w:val="en-MY"/>
+        </w:rPr>
+        <w:lastRenderedPageBreak/>
+        <w:t>10.点双</w:t>
+      </w:r>
+    </w:p>
+    <w:p>
+      <w:pPr>
+        <w:widowControl/>
+        <w:rPr>
+          <w:lang w:val="en-MY"/>
+        </w:rPr>
+      </w:pPr>
+      <w:r>
+        <w:rPr>
+          <w:lang w:val="en-MY"/>
+        </w:rPr>
+        <w:drawing>
+          <wp:inline distT="0" distB="0" distL="0" distR="0" wp14:anchorId="23400747" wp14:editId="29CFD441">
+            <wp:extent cx="4283529" cy="8062230"/>
+            <wp:effectExtent l="0" t="0" r="3175" b="0"/>
+            <wp:docPr id="1826595189" name="图片 1"/>
+            <wp:cNvGraphicFramePr>
+              <a:graphicFrameLocks xmlns:a="http://schemas.openxmlformats.org/drawingml/2006/main" noChangeAspect="1"/>
+            </wp:cNvGraphicFramePr>
+            <a:graphic xmlns:a="http://schemas.openxmlformats.org/drawingml/2006/main">
+              <a:graphicData uri="http://schemas.openxmlformats.org/drawingml/2006/picture">
+                <pic:pic xmlns:pic="http://schemas.openxmlformats.org/drawingml/2006/picture">
+                  <pic:nvPicPr>
+                    <pic:cNvPr id="1826595189" name=""/>
+                    <pic:cNvPicPr/>
+                  </pic:nvPicPr>
+                  <pic:blipFill>
+                    <a:blip r:embed="rId43"/>
+                    <a:stretch>
+                      <a:fillRect/>
+                    </a:stretch>
+                  </pic:blipFill>
+                  <pic:spPr>
+                    <a:xfrm>
+                      <a:off x="0" y="0"/>
+                      <a:ext cx="4284680" cy="8064397"/>
+                    </a:xfrm>
+                    <a:prstGeom prst="rect">
+                      <a:avLst/>
+                    </a:prstGeom>
+                  </pic:spPr>
+                </pic:pic>
+              </a:graphicData>
+            </a:graphic>
+          </wp:inline>
+        </w:drawing>
+      </w:r>
+    </w:p>
+    <w:p>
+      <w:pPr>
+        <w:widowControl/>
+        <w:rPr>
+          <w:lang w:val="en-MY"/>
+        </w:rPr>
+      </w:pPr>
+    </w:p>
+    <w:p>
+      <w:pPr>
+        <w:widowControl/>
+        <w:rPr>
+          <w:lang w:val="en-MY"/>
+        </w:rPr>
+      </w:pPr>
+      <w:r>
+        <w:rPr>
+          <w:rFonts w:hint="eastAsia"/>
+          <w:lang w:val="en-MY"/>
+        </w:rPr>
+        <w:lastRenderedPageBreak/>
+        <w:t>11.割点</w:t>
+      </w:r>
+    </w:p>
+    <w:p>
+      <w:pPr>
+        <w:widowControl/>
+        <w:rPr>
+          <w:lang w:val="en-MY"/>
+        </w:rPr>
+      </w:pPr>
+      <w:r>
+        <w:rPr>
+          <w:lang w:val="en-MY"/>
+        </w:rPr>
+        <w:drawing>
+          <wp:inline distT="0" distB="0" distL="0" distR="0" wp14:anchorId="4CB0122B" wp14:editId="6B8DA8ED">
+            <wp:extent cx="4381888" cy="8229600"/>
+            <wp:effectExtent l="0" t="0" r="0" b="0"/>
+            <wp:docPr id="2009865128" name="图片 1"/>
+            <wp:cNvGraphicFramePr>
+              <a:graphicFrameLocks xmlns:a="http://schemas.openxmlformats.org/drawingml/2006/main" noChangeAspect="1"/>
+            </wp:cNvGraphicFramePr>
+            <a:graphic xmlns:a="http://schemas.openxmlformats.org/drawingml/2006/main">
+              <a:graphicData uri="http://schemas.openxmlformats.org/drawingml/2006/picture">
+                <pic:pic xmlns:pic="http://schemas.openxmlformats.org/drawingml/2006/picture">
+                  <pic:nvPicPr>
+                    <pic:cNvPr id="2009865128" name=""/>
+                    <pic:cNvPicPr/>
+                  </pic:nvPicPr>
+                  <pic:blipFill>
+                    <a:blip r:embed="rId44"/>
+                    <a:stretch>
+                      <a:fillRect/>
+                    </a:stretch>
+                  </pic:blipFill>
+                  <pic:spPr>
+                    <a:xfrm>
+                      <a:off x="0" y="0"/>
+                      <a:ext cx="4384279" cy="8234091"/>
+                    </a:xfrm>
+                    <a:prstGeom prst="rect">
+                      <a:avLst/>
+                    </a:prstGeom>
+                  </pic:spPr>
+                </pic:pic>
+              </a:graphicData>
+            </a:graphic>
+          </wp:inline>
+        </w:drawing>
+      </w:r>
+    </w:p>
+    <w:p>
+      <w:pPr>
+        <w:widowControl/>
+        <w:rPr>
+          <w:lang w:val="en-MY"/>
+        </w:rPr>
+      </w:pPr>
+      <w:r>
+        <w:rPr>
+          <w:rFonts w:hint="eastAsia"/>
+          <w:lang w:val="en-MY"/>
+        </w:rPr>
+        <w:lastRenderedPageBreak/>
+        <w:t>12.割边</w:t>
+      </w:r>
+    </w:p>
+    <w:p>
+      <w:pPr>
+        <w:widowControl/>
+        <w:rPr>
+          <w:lang w:val="en-MY"/>
+        </w:rPr>
+      </w:pPr>
+      <w:r>
+        <w:rPr>
+          <w:lang w:val="en-MY"/>
+        </w:rPr>
+        <w:drawing>
+          <wp:inline distT="0" distB="0" distL="0" distR="0" wp14:anchorId="1389E40D" wp14:editId="531A8BDC">
+            <wp:extent cx="5274310" cy="5062855"/>
+            <wp:effectExtent l="0" t="0" r="2540" b="4445"/>
+            <wp:docPr id="1082840071" name="图片 1"/>
+            <wp:cNvGraphicFramePr>
+              <a:graphicFrameLocks xmlns:a="http://schemas.openxmlformats.org/drawingml/2006/main" noChangeAspect="1"/>
+            </wp:cNvGraphicFramePr>
+            <a:graphic xmlns:a="http://schemas.openxmlformats.org/drawingml/2006/main">
+              <a:graphicData uri="http://schemas.openxmlformats.org/drawingml/2006/picture">
+                <pic:pic xmlns:pic="http://schemas.openxmlformats.org/drawingml/2006/picture">
+                  <pic:nvPicPr>
+                    <pic:cNvPr id="1082840071" name=""/>
+                    <pic:cNvPicPr/>
+                  </pic:nvPicPr>
+                  <pic:blipFill>
+                    <a:blip r:embed="rId45"/>
+                    <a:stretch>
+                      <a:fillRect/>
+                    </a:stretch>
+                  </pic:blipFill>
+                  <pic:spPr>
+                    <a:xfrm>
+                      <a:off x="0" y="0"/>
+                      <a:ext cx="5274310" cy="5062855"/>
+                    </a:xfrm>
+                    <a:prstGeom prst="rect">
+                      <a:avLst/>
+                    </a:prstGeom>
+                  </pic:spPr>
+                </pic:pic>
+              </a:graphicData>
+            </a:graphic>
+          </wp:inline>
+        </w:drawing>
+      </w:r>
+    </w:p>
+    <w:p>
+      <w:pPr>
+        <w:widowControl/>
+        <w:rPr>
+          <w:rFonts w:hint="eastAsia"/>
+          <w:lang w:val="en-MY"/>
+        </w:rPr>
+      </w:pPr>
+      <w:r>
+        <w:rPr>
+          <w:rFonts w:hint="eastAsia"/>
+          <w:lang w:val="en-MY"/>
+        </w:rPr>
+        <w:br w:type="page"/>
+      </w:r>
+    </w:p>
+    <w:p>
+      <w:pPr>
+        <w:widowControl/>
+        <w:rPr>
+          <w:lang w:val="en-MY"/>
+        </w:rPr>
+      </w:pPr>
+      <w:r>
+        <w:rPr>
+          <w:lang w:val="en-MY"/>
+        </w:rPr>
+        <w:lastRenderedPageBreak/>
+        <w:t>13.Dinic</w:t>
+      </w:r>
+    </w:p>
+    <w:p>
+      <w:pPr>
+        <w:widowControl/>
+        <w:rPr>
+          <w:lang w:val="en-MY"/>
+        </w:rPr>
+      </w:pPr>
+      <w:r>
+        <w:drawing>
+          <wp:inline distT="0" distB="0" distL="0" distR="0" wp14:anchorId="6FABEFD2" wp14:editId="1720024B">
+            <wp:extent cx="5274310" cy="7442200"/>
+            <wp:effectExtent l="0" t="0" r="2540" b="6350"/>
+            <wp:docPr id="549172816" name="图片 1"/>
+            <wp:cNvGraphicFramePr>
+              <a:graphicFrameLocks xmlns:a="http://schemas.openxmlformats.org/drawingml/2006/main" noChangeAspect="1"/>
+            </wp:cNvGraphicFramePr>
+            <a:graphic xmlns:a="http://schemas.openxmlformats.org/drawingml/2006/main">
+              <a:graphicData uri="http://schemas.openxmlformats.org/drawingml/2006/picture">
+                <pic:pic xmlns:pic="http://schemas.openxmlformats.org/drawingml/2006/picture">
+                  <pic:nvPicPr>
+                    <pic:cNvPr id="549172816" name=""/>
+                    <pic:cNvPicPr/>
+                  </pic:nvPicPr>
+                  <pic:blipFill>
+                    <a:blip r:embed="rId46"/>
+                    <a:stretch>
+                      <a:fillRect/>
+                    </a:stretch>
+                  </pic:blipFill>
+                  <pic:spPr>
+                    <a:xfrm>
+                      <a:off x="0" y="0"/>
+                      <a:ext cx="5274310" cy="7442200"/>
+                    </a:xfrm>
+                    <a:prstGeom prst="rect">
+                      <a:avLst/>
+                    </a:prstGeom>
+                  </pic:spPr>
+                </pic:pic>
+              </a:graphicData>
+            </a:graphic>
+          </wp:inline>
+        </w:drawing>
+      </w:r>
+    </w:p>
+    <w:p>
+      <w:pPr>
+        <w:widowControl/>
+        <w:rPr>
+          <w:lang w:val="en-MY"/>
+        </w:rPr>
+      </w:pPr>
+    </w:p>
+    <w:p>
+      <w:pPr>
+        <w:widowControl/>
+        <w:rPr>
+          <w:lang w:val="en-MY"/>
+        </w:rPr>
+      </w:pPr>
+    </w:p>
+    <w:p>
+      <w:pPr>
+        <w:widowControl/>
+        <w:rPr>
+          <w:lang w:val="en-MY"/>
+        </w:rPr>
+      </w:pPr>
+    </w:p>
+    <w:p>
+      <w:pPr>
+        <w:widowControl/>
+        <w:rPr>
+          <w:lang w:val="en-MY"/>
+        </w:rPr>
+      </w:pPr>
+      <w:r>
+        <w:rPr>
+          <w:lang w:val="en-MY"/>
+        </w:rPr>
+        <w:lastRenderedPageBreak/>
+        <w:drawing>
+          <wp:inline distT="0" distB="0" distL="0" distR="0" wp14:anchorId="256E77D9" wp14:editId="19F886CB">
+            <wp:extent cx="4812030" cy="8863330"/>
+            <wp:effectExtent l="0" t="0" r="7620" b="0"/>
+            <wp:docPr id="109500382" name="图片 1"/>
+            <wp:cNvGraphicFramePr>
+              <a:graphicFrameLocks xmlns:a="http://schemas.openxmlformats.org/drawingml/2006/main" noChangeAspect="1"/>
+            </wp:cNvGraphicFramePr>
+            <a:graphic xmlns:a="http://schemas.openxmlformats.org/drawingml/2006/main">
+              <a:graphicData uri="http://schemas.openxmlformats.org/drawingml/2006/picture">
+                <pic:pic xmlns:pic="http://schemas.openxmlformats.org/drawingml/2006/picture">
+                  <pic:nvPicPr>
+                    <pic:cNvPr id="109500382" name=""/>
+                    <pic:cNvPicPr/>
+                  </pic:nvPicPr>
+                  <pic:blipFill>
+                    <a:blip r:embed="rId47"/>
+                    <a:stretch>
+                      <a:fillRect/>
+                    </a:stretch>
+                  </pic:blipFill>
+                  <pic:spPr>
+                    <a:xfrm>
+                      <a:off x="0" y="0"/>
+                      <a:ext cx="4812030" cy="8863330"/>
+                    </a:xfrm>
+                    <a:prstGeom prst="rect">
+                      <a:avLst/>
+                    </a:prstGeom>
+                  </pic:spPr>
+                </pic:pic>
+              </a:graphicData>
+            </a:graphic>
+          </wp:inline>
+        </w:drawing>
+      </w:r>
+    </w:p>
+    <w:p>
+      <w:pPr>
+        <w:widowControl/>
+        <w:rPr>
+          <w:lang w:val="en-MY"/>
+        </w:rPr>
+      </w:pPr>
+      <w:r>
+        <w:rPr>
+          <w:lang w:val="en-MY"/>
+        </w:rPr>
+        <w:lastRenderedPageBreak/>
+        <w:t>14.</w:t>
+      </w:r>
+      <w:proofErr w:type="gramStart"/>
+      <w:r>
+        <w:rPr>
+          <w:rFonts w:hint="eastAsia"/>
+          <w:lang w:val="en-MY"/>
+        </w:rPr>
+        <w:t>最小斯</w:t>
+      </w:r>
+      <w:proofErr w:type="gramEnd"/>
+      <w:r>
+        <w:rPr>
+          <w:rFonts w:hint="eastAsia"/>
+          <w:lang w:val="en-MY"/>
+        </w:rPr>
+        <w:t>坦纳树</w:t>
+      </w:r>
+    </w:p>
+    <w:p>
+      <w:pPr>
+        <w:widowControl/>
+        <w:rPr>
+          <w:lang w:val="en-MY"/>
+        </w:rPr>
+      </w:pPr>
+      <w:r>
+        <w:rPr>
+          <w:lang w:val="en-MY"/>
+        </w:rPr>
+        <w:drawing>
+          <wp:inline distT="0" distB="0" distL="0" distR="0" wp14:anchorId="695EBCB7" wp14:editId="03582083">
+            <wp:extent cx="5274310" cy="7637780"/>
+            <wp:effectExtent l="0" t="0" r="2540" b="1270"/>
+            <wp:docPr id="2105379041" name="图片 1"/>
+            <wp:cNvGraphicFramePr>
+              <a:graphicFrameLocks xmlns:a="http://schemas.openxmlformats.org/drawingml/2006/main" noChangeAspect="1"/>
+            </wp:cNvGraphicFramePr>
+            <a:graphic xmlns:a="http://schemas.openxmlformats.org/drawingml/2006/main">
+              <a:graphicData uri="http://schemas.openxmlformats.org/drawingml/2006/picture">
+                <pic:pic xmlns:pic="http://schemas.openxmlformats.org/drawingml/2006/picture">
+                  <pic:nvPicPr>
+                    <pic:cNvPr id="2105379041" name=""/>
+                    <pic:cNvPicPr/>
+                  </pic:nvPicPr>
+                  <pic:blipFill>
+                    <a:blip r:embed="rId48"/>
+                    <a:stretch>
+                      <a:fillRect/>
+                    </a:stretch>
+                  </pic:blipFill>
+                  <pic:spPr>
+                    <a:xfrm>
+                      <a:off x="0" y="0"/>
+                      <a:ext cx="5274310" cy="7637780"/>
+                    </a:xfrm>
+                    <a:prstGeom prst="rect">
+                      <a:avLst/>
+                    </a:prstGeom>
+                  </pic:spPr>
+                </pic:pic>
+              </a:graphicData>
+            </a:graphic>
+          </wp:inline>
+        </w:drawing>
+      </w:r>
+    </w:p>
+    <w:p>
+      <w:pPr>
+        <w:widowControl/>
+        <w:rPr>
+          <w:lang w:val="en-MY"/>
+        </w:rPr>
+      </w:pPr>
+    </w:p>
+    <w:p>
+      <w:pPr>
+        <w:widowControl/>
+        <w:rPr>
+          <w:lang w:val="en-MY"/>
+        </w:rPr>
+      </w:pPr>
+    </w:p>
+    <w:p>
+      <w:pPr>
+        <w:widowControl/>
+        <w:rPr>
+          <w:lang w:val="en-MY"/>
+        </w:rPr>
+      </w:pPr>
+      <w:r>
+        <w:rPr>
+          <w:rFonts w:hint="eastAsia"/>
+          <w:lang w:val="en-MY"/>
+        </w:rPr>
+        <w:lastRenderedPageBreak/>
+        <w:t>杂项:</w:t>
+      </w:r>
+    </w:p>
+    <w:p>
+      <w:pPr>
+        <w:pStyle w:val="a3"/>
+        <w:widowControl/>
+        <w:numPr>
+          <w:ilvl w:val="0"/>
+          <w:numId w:val="1"/>
+        </w:numPr>
+        <w:ind w:firstLineChars="0"/>
+        <w:rPr>
+          <w:lang w:val="en-MY"/>
+        </w:rPr>
+      </w:pPr>
+      <w:r>
+        <w:rPr>
+          <w:rFonts w:hint="eastAsia"/>
+          <w:lang w:val="en-MY"/>
+        </w:rPr>
+        <w:t>基姆拉尔森公式</w:t>
+      </w:r>
+    </w:p>
+    <w:p>
+      <w:pPr>
+        <w:pStyle w:val="a3"/>
+        <w:widowControl/>
+        <w:ind w:left="360" w:firstLineChars="0" w:firstLine="0"/>
+        <w:rPr>
+          <w:rFonts w:hint="eastAsia"/>
+          <w:lang w:val="en-MY"/>
+        </w:rPr>
+      </w:pPr>
+      <w:r>
+        <w:rPr>
+          <w:lang w:val="en-MY"/>
+        </w:rPr>
+        <w:drawing>
+          <wp:inline distT="0" distB="0" distL="0" distR="0" wp14:anchorId="5F765C39" wp14:editId="561BFA2C">
+            <wp:extent cx="5274310" cy="4665345"/>
+            <wp:effectExtent l="0" t="0" r="2540" b="1905"/>
+            <wp:docPr id="342944131" name="图片 1"/>
+            <wp:cNvGraphicFramePr>
+              <a:graphicFrameLocks xmlns:a="http://schemas.openxmlformats.org/drawingml/2006/main" noChangeAspect="1"/>
+            </wp:cNvGraphicFramePr>
+            <a:graphic xmlns:a="http://schemas.openxmlformats.org/drawingml/2006/main">
+              <a:graphicData uri="http://schemas.openxmlformats.org/drawingml/2006/picture">
+                <pic:pic xmlns:pic="http://schemas.openxmlformats.org/drawingml/2006/picture">
+                  <pic:nvPicPr>
+                    <pic:cNvPr id="342944131" name=""/>
+                    <pic:cNvPicPr/>
+                  </pic:nvPicPr>
+                  <pic:blipFill>
+                    <a:blip r:embed="rId49"/>
+                    <a:stretch>
+                      <a:fillRect/>
+                    </a:stretch>
+                  </pic:blipFill>
+                  <pic:spPr>
+                    <a:xfrm>
+                      <a:off x="0" y="0"/>
+                      <a:ext cx="5274310" cy="4665345"/>
+                    </a:xfrm>
+                    <a:prstGeom prst="rect">
+                      <a:avLst/>
+                    </a:prstGeom>
+                  </pic:spPr>
+                </pic:pic>
+              </a:graphicData>
+            </a:graphic>
+          </wp:inline>
+        </w:drawing>
+      </w:r>
     </w:p>
     <w:sectPr>
       <w:pgSz w:w="11906" w:h="16838"/>
@@ -3324,6 +4723,103 @@
     </w:sectPr>
   </w:body>
 </w:document>
+</file>
+
+<file path=word/numbering.xml><?xml version="1.0" encoding="utf-8"?>
+<w:numbering xmlns:wpc="http://schemas.microsoft.com/office/word/2010/wordprocessingCanvas" xmlns:cx="http://schemas.microsoft.com/office/drawing/2014/chartex" xmlns:cx1="http://schemas.microsoft.com/office/drawing/2015/9/8/chartex" xmlns:cx2="http://schemas.microsoft.com/office/drawing/2015/10/21/chartex" xmlns:cx3="http://schemas.microsoft.com/office/drawing/2016/5/9/chartex" xmlns:cx4="http://schemas.microsoft.com/office/drawing/2016/5/10/chartex" xmlns:cx5="http://schemas.microsoft.com/office/drawing/2016/5/11/chartex" xmlns:cx6="http://schemas.microsoft.com/office/drawing/2016/5/12/chartex" xmlns:cx7="http://schemas.microsoft.com/office/drawing/2016/5/13/chartex" xmlns:cx8="http://schemas.microsoft.com/office/drawing/2016/5/14/chartex" xmlns:mc="http://schemas.openxmlformats.org/markup-compatibility/2006" xmlns:aink="http://schemas.microsoft.com/office/drawing/2016/ink" xmlns:am3d="http://schemas.microsoft.com/office/drawing/2017/model3d" xmlns:o="urn:schemas-microsoft-com:office:office" xmlns:oel="http://schemas.microsoft.com/office/2019/extlst" xmlns:r="http://schemas.openxmlformats.org/officeDocument/2006/relationships" xmlns:m="http://schemas.openxmlformats.org/officeDocument/2006/math" xmlns:v="urn:schemas-microsoft-com:vml" xmlns:wp14="http://schemas.microsoft.com/office/word/2010/wordprocessingDrawing" xmlns:wp="http://schemas.openxmlformats.org/drawingml/2006/wordprocessingDrawing" xmlns:w10="urn:schemas-microsoft-com:office:word" xmlns:w="http://schemas.openxmlformats.org/wordprocessingml/2006/main" xmlns:w14="http://schemas.microsoft.com/office/word/2010/wordml" xmlns:w15="http://schemas.microsoft.com/office/word/2012/wordml" xmlns:w16cex="http://schemas.microsoft.com/office/word/2018/wordml/cex" xmlns:w16cid="http://schemas.microsoft.com/office/word/2016/wordml/cid" xmlns:w16="http://schemas.microsoft.com/office/word/2018/wordml" xmlns:w16du="http://schemas.microsoft.com/office/word/2023/wordml/word16du" xmlns:w16sdtdh="http://schemas.microsoft.com/office/word/2020/wordml/sdtdatahash" xmlns:w16sdtfl="http://schemas.microsoft.com/office/word/2024/wordml/sdtformatlock" xmlns:w16se="http://schemas.microsoft.com/office/word/2015/wordml/symex" xmlns:wpg="http://schemas.microsoft.com/office/word/2010/wordprocessingGroup" xmlns:wpi="http://schemas.microsoft.com/office/word/2010/wordprocessingInk" xmlns:wne="http://schemas.microsoft.com/office/word/2006/wordml" xmlns:wps="http://schemas.microsoft.com/office/word/2010/wordprocessingShape" mc:Ignorable="w14 w15 w16se w16cid w16 w16cex w16sdtdh w16sdtfl w16du wp14">
+  <w:abstractNum w:abstractNumId="0" w15:restartNumberingAfterBreak="0">
+    <w:nsid w:val="616356D4"/>
+    <w:multiLevelType w:val="hybridMultilevel"/>
+    <w:tmpl w:val="63C2703E"/>
+    <w:lvl w:ilvl="0" w:tplc="95D8FD76">
+      <w:start w:val="1"/>
+      <w:numFmt w:val="decimal"/>
+      <w:lvlText w:val="%1."/>
+      <w:lvlJc w:val="left"/>
+      <w:pPr>
+        <w:ind w:left="360" w:hanging="360"/>
+      </w:pPr>
+      <w:rPr>
+        <w:rFonts w:hint="default"/>
+      </w:rPr>
+    </w:lvl>
+    <w:lvl w:ilvl="1" w:tplc="04090019" w:tentative="1">
+      <w:start w:val="1"/>
+      <w:numFmt w:val="lowerLetter"/>
+      <w:lvlText w:val="%2)"/>
+      <w:lvlJc w:val="left"/>
+      <w:pPr>
+        <w:ind w:left="880" w:hanging="440"/>
+      </w:pPr>
+    </w:lvl>
+    <w:lvl w:ilvl="2" w:tplc="0409001B" w:tentative="1">
+      <w:start w:val="1"/>
+      <w:numFmt w:val="lowerRoman"/>
+      <w:lvlText w:val="%3."/>
+      <w:lvlJc w:val="right"/>
+      <w:pPr>
+        <w:ind w:left="1320" w:hanging="440"/>
+      </w:pPr>
+    </w:lvl>
+    <w:lvl w:ilvl="3" w:tplc="0409000F" w:tentative="1">
+      <w:start w:val="1"/>
+      <w:numFmt w:val="decimal"/>
+      <w:lvlText w:val="%4."/>
+      <w:lvlJc w:val="left"/>
+      <w:pPr>
+        <w:ind w:left="1760" w:hanging="440"/>
+      </w:pPr>
+    </w:lvl>
+    <w:lvl w:ilvl="4" w:tplc="04090019" w:tentative="1">
+      <w:start w:val="1"/>
+      <w:numFmt w:val="lowerLetter"/>
+      <w:lvlText w:val="%5)"/>
+      <w:lvlJc w:val="left"/>
+      <w:pPr>
+        <w:ind w:left="2200" w:hanging="440"/>
+      </w:pPr>
+    </w:lvl>
+    <w:lvl w:ilvl="5" w:tplc="0409001B" w:tentative="1">
+      <w:start w:val="1"/>
+      <w:numFmt w:val="lowerRoman"/>
+      <w:lvlText w:val="%6."/>
+      <w:lvlJc w:val="right"/>
+      <w:pPr>
+        <w:ind w:left="2640" w:hanging="440"/>
+      </w:pPr>
+    </w:lvl>
+    <w:lvl w:ilvl="6" w:tplc="0409000F" w:tentative="1">
+      <w:start w:val="1"/>
+      <w:numFmt w:val="decimal"/>
+      <w:lvlText w:val="%7."/>
+      <w:lvlJc w:val="left"/>
+      <w:pPr>
+        <w:ind w:left="3080" w:hanging="440"/>
+      </w:pPr>
+    </w:lvl>
+    <w:lvl w:ilvl="7" w:tplc="04090019" w:tentative="1">
+      <w:start w:val="1"/>
+      <w:numFmt w:val="lowerLetter"/>
+      <w:lvlText w:val="%8)"/>
+      <w:lvlJc w:val="left"/>
+      <w:pPr>
+        <w:ind w:left="3520" w:hanging="440"/>
+      </w:pPr>
+    </w:lvl>
+    <w:lvl w:ilvl="8" w:tplc="0409001B" w:tentative="1">
+      <w:start w:val="1"/>
+      <w:numFmt w:val="lowerRoman"/>
+      <w:lvlText w:val="%9."/>
+      <w:lvlJc w:val="right"/>
+      <w:pPr>
+        <w:ind w:left="3960" w:hanging="440"/>
+      </w:pPr>
+    </w:lvl>
+  </w:abstractNum>
+  <w:num w:numId="1" w16cid:durableId="1414818995">
+    <w:abstractNumId w:val="0"/>
+  </w:num>
+</w:numbering>
 </file>
 
 <file path=word/styles.xml><?xml version="1.0" encoding="utf-8"?>
@@ -3733,7 +5229,6 @@
   <w:style w:type="character" w:default="1" w:styleId="a0">
     <w:name w:val="Default Paragraph Font"/>
     <w:uiPriority w:val="1"/>
-    <w:semiHidden/>
     <w:unhideWhenUsed/>
   </w:style>
   <w:style w:type="table" w:default="1" w:styleId="a1">
@@ -3756,6 +5251,16 @@
     <w:uiPriority w:val="99"/>
     <w:semiHidden/>
     <w:unhideWhenUsed/>
+  </w:style>
+  <w:style w:type="paragraph" w:styleId="a3">
+    <w:name w:val="List Paragraph"/>
+    <w:basedOn w:val="a"/>
+    <w:uiPriority w:val="34"/>
+    <w:qFormat/>
+    <w:rsid w:val="00E570A3"/>
+    <w:pPr>
+      <w:ind w:firstLineChars="200" w:firstLine="420"/>
+    </w:pPr>
   </w:style>
 </w:styles>
 </file>
